--- a/aws-projects/aws-secure-multitier-architecture/Building a Secure Multi-Tier Architecture.docx
+++ b/aws-projects/aws-secure-multitier-architecture/Building a Secure Multi-Tier Architecture.docx
@@ -39,13 +39,7 @@
         <w:rPr>
           <w:sz w:val="26"/>
         </w:rPr>
-        <w:t>This project will</w:t>
-      </w:r>
-      <w:r>
-        <w:rPr>
-          <w:sz w:val="26"/>
-        </w:rPr>
-        <w:t xml:space="preserve"> build a secure multi-tier application, which will involve the following services: </w:t>
+        <w:t xml:space="preserve">This project will build a secure multi-tier application, which will involve the following services: </w:t>
       </w:r>
     </w:p>
     <w:p>
@@ -403,10 +397,16 @@
       <w:pPr>
         <w:spacing w:after="0" w:line="259" w:lineRule="auto"/>
         <w:ind w:left="0" w:firstLine="0"/>
-      </w:pPr>
-      <w:r>
-        <w:rPr>
+        <w:rPr>
+          <w:rFonts w:asciiTheme="minorHAnsi" w:hAnsiTheme="minorHAnsi" w:cstheme="minorHAnsi"/>
+          <w:sz w:val="24"/>
+        </w:rPr>
+      </w:pPr>
+      <w:r>
+        <w:rPr>
+          <w:rFonts w:asciiTheme="minorHAnsi" w:hAnsiTheme="minorHAnsi" w:cstheme="minorHAnsi"/>
           <w:color w:val="0000FF"/>
+          <w:sz w:val="24"/>
         </w:rPr>
         <w:t xml:space="preserve">Requirements (Prerequisites) </w:t>
       </w:r>
@@ -415,9 +415,14 @@
       <w:pPr>
         <w:spacing w:after="0" w:line="259" w:lineRule="auto"/>
         <w:ind w:left="0" w:firstLine="0"/>
-      </w:pPr>
-      <w:r>
-        <w:rPr>
+        <w:rPr>
+          <w:rFonts w:asciiTheme="minorHAnsi" w:hAnsiTheme="minorHAnsi" w:cstheme="minorHAnsi"/>
+          <w:sz w:val="24"/>
+        </w:rPr>
+      </w:pPr>
+      <w:r>
+        <w:rPr>
+          <w:rFonts w:asciiTheme="minorHAnsi" w:hAnsiTheme="minorHAnsi" w:cstheme="minorHAnsi"/>
           <w:sz w:val="24"/>
         </w:rPr>
         <w:t xml:space="preserve"> </w:t>
@@ -431,38 +436,56 @@
         </w:tabs>
         <w:spacing w:after="355" w:line="259" w:lineRule="auto"/>
         <w:ind w:left="0" w:firstLine="0"/>
-      </w:pPr>
-      <w:r>
-        <w:rPr>
-          <w:rFonts w:ascii="Calibri" w:eastAsia="Calibri" w:hAnsi="Calibri" w:cs="Calibri"/>
+        <w:rPr>
+          <w:rFonts w:asciiTheme="minorHAnsi" w:hAnsiTheme="minorHAnsi" w:cstheme="minorHAnsi"/>
+          <w:sz w:val="24"/>
+        </w:rPr>
+      </w:pPr>
+      <w:r>
+        <w:rPr>
+          <w:rFonts w:asciiTheme="minorHAnsi" w:eastAsia="Calibri" w:hAnsiTheme="minorHAnsi" w:cstheme="minorHAnsi"/>
+          <w:sz w:val="24"/>
         </w:rPr>
         <w:tab/>
       </w:r>
       <w:r>
         <w:rPr>
-          <w:rFonts w:ascii="Times New Roman" w:eastAsia="Times New Roman" w:hAnsi="Times New Roman" w:cs="Times New Roman"/>
-          <w:sz w:val="20"/>
+          <w:rFonts w:asciiTheme="minorHAnsi" w:eastAsia="Times New Roman" w:hAnsiTheme="minorHAnsi" w:cstheme="minorHAnsi"/>
+          <w:sz w:val="24"/>
         </w:rPr>
         <w:t>●</w:t>
       </w:r>
       <w:r>
         <w:rPr>
-          <w:sz w:val="20"/>
-        </w:rPr>
-        <w:t xml:space="preserve"> </w:t>
-      </w:r>
-      <w:r>
-        <w:rPr>
-          <w:sz w:val="20"/>
+          <w:rFonts w:asciiTheme="minorHAnsi" w:hAnsiTheme="minorHAnsi" w:cstheme="minorHAnsi"/>
+          <w:sz w:val="24"/>
+        </w:rPr>
+        <w:t xml:space="preserve"> </w:t>
+      </w:r>
+      <w:r>
+        <w:rPr>
+          <w:rFonts w:asciiTheme="minorHAnsi" w:hAnsiTheme="minorHAnsi" w:cstheme="minorHAnsi"/>
+          <w:sz w:val="24"/>
         </w:rPr>
         <w:tab/>
       </w:r>
       <w:r>
         <w:rPr>
+          <w:rFonts w:asciiTheme="minorHAnsi" w:hAnsiTheme="minorHAnsi" w:cstheme="minorHAnsi"/>
+          <w:b/>
+          <w:iCs/>
+          <w:sz w:val="24"/>
+        </w:rPr>
+        <w:t>AWS Free Tier Account</w:t>
+      </w:r>
+      <w:r>
+        <w:rPr>
+          <w:rFonts w:asciiTheme="minorHAnsi" w:hAnsiTheme="minorHAnsi" w:cstheme="minorHAnsi"/>
           <w:b/>
           <w:i/>
-        </w:rPr>
-        <w:t xml:space="preserve">AWS Free Tier Account </w:t>
+          <w:sz w:val="24"/>
+        </w:rPr>
+        <w:t xml:space="preserve"> </w:t>
       </w:r>
     </w:p>
     <w:p>
@@ -501,14 +524,30 @@
     <w:p>
       <w:pPr>
         <w:spacing w:after="358"/>
-      </w:pPr>
-      <w:r>
+        <w:rPr>
+          <w:b/>
+          <w:bCs/>
+        </w:rPr>
+      </w:pPr>
+      <w:r>
+        <w:rPr>
+          <w:b/>
+          <w:bCs/>
+        </w:rPr>
         <w:t>See folder “building-a-secure-architecture</w:t>
       </w:r>
       <w:r>
+        <w:rPr>
+          <w:b/>
+          <w:bCs/>
+        </w:rPr>
         <w:t xml:space="preserve">-code” on </w:t>
       </w:r>
       <w:r>
+        <w:rPr>
+          <w:b/>
+          <w:bCs/>
+        </w:rPr>
         <w:t>GitHub repo</w:t>
       </w:r>
     </w:p>
@@ -785,11 +824,19 @@
         <w:spacing w:after="147" w:line="250" w:lineRule="auto"/>
         <w:ind w:left="-5"/>
       </w:pPr>
+      <w:proofErr w:type="gramStart"/>
       <w:r>
         <w:rPr>
           <w:sz w:val="26"/>
         </w:rPr>
-        <w:t>First we will create the Security Groups for the EC2 instances which will form the compute layer.</w:t>
+        <w:t>First</w:t>
+      </w:r>
+      <w:proofErr w:type="gramEnd"/>
+      <w:r>
+        <w:rPr>
+          <w:sz w:val="26"/>
+        </w:rPr>
+        <w:t xml:space="preserve"> we will create the Security Groups for the EC2 instances which will form the compute layer.</w:t>
       </w:r>
       <w:r>
         <w:rPr>
@@ -806,8 +853,14 @@
           <w:numId w:val="2"/>
         </w:numPr>
         <w:ind w:hanging="360"/>
-      </w:pPr>
-      <w:r>
+        <w:rPr>
+          <w:sz w:val="24"/>
+        </w:rPr>
+      </w:pPr>
+      <w:r>
+        <w:rPr>
+          <w:sz w:val="24"/>
+        </w:rPr>
         <w:t xml:space="preserve">Head over to the EC2 management console and click on Security Groups on the left-hand side of the page. </w:t>
       </w:r>
     </w:p>
@@ -818,10 +871,37 @@
           <w:numId w:val="2"/>
         </w:numPr>
         <w:ind w:hanging="360"/>
-      </w:pPr>
-      <w:r>
-        <w:t xml:space="preserve">Click ‘Create Security Group’, name it ‘ALBFrontEnd’, add a description, and leave the default VPC selected. </w:t>
-      </w:r>
+        <w:rPr>
+          <w:sz w:val="24"/>
+        </w:rPr>
+      </w:pPr>
+      <w:r>
+        <w:rPr>
+          <w:sz w:val="24"/>
+        </w:rPr>
+        <w:t>Click ‘Create Security Group’, name it ‘</w:t>
+      </w:r>
+      <w:proofErr w:type="spellStart"/>
+      <w:r>
+        <w:rPr>
+          <w:sz w:val="24"/>
+        </w:rPr>
+        <w:t>ALBFrontEnd</w:t>
+      </w:r>
+      <w:proofErr w:type="spellEnd"/>
+      <w:r>
+        <w:rPr>
+          <w:sz w:val="24"/>
+        </w:rPr>
+        <w:t xml:space="preserve">’, add a description, and leave the default VPC selected. </w:t>
+      </w:r>
+    </w:p>
+    <w:p>
+      <w:pPr>
+        <w:rPr>
+          <w:sz w:val="24"/>
+        </w:rPr>
+      </w:pPr>
     </w:p>
     <w:p>
       <w:pPr>
@@ -834,9 +914,9 @@
           <w:noProof/>
         </w:rPr>
         <w:drawing>
-          <wp:inline distT="0" distB="0" distL="0" distR="0" wp14:anchorId="484B8DE2" wp14:editId="158EF930">
-            <wp:extent cx="3749167" cy="1666875"/>
-            <wp:effectExtent l="0" t="0" r="0" b="0"/>
+          <wp:inline distT="0" distB="0" distL="0" distR="0" wp14:anchorId="484B8DE2" wp14:editId="00D506A8">
+            <wp:extent cx="4761781" cy="2164367"/>
+            <wp:effectExtent l="0" t="0" r="1270" b="7620"/>
             <wp:docPr id="273" name="Picture 273"/>
             <wp:cNvGraphicFramePr/>
             <a:graphic xmlns:a="http://schemas.openxmlformats.org/drawingml/2006/main">
@@ -855,7 +935,7 @@
                   <pic:spPr>
                     <a:xfrm>
                       <a:off x="0" y="0"/>
-                      <a:ext cx="3749167" cy="1666875"/>
+                      <a:ext cx="4782005" cy="2173559"/>
                     </a:xfrm>
                     <a:prstGeom prst="rect">
                       <a:avLst/>
@@ -887,8 +967,14 @@
           <w:numId w:val="2"/>
         </w:numPr>
         <w:ind w:hanging="360"/>
-      </w:pPr>
-      <w:r>
+        <w:rPr>
+          <w:sz w:val="24"/>
+        </w:rPr>
+      </w:pPr>
+      <w:r>
+        <w:rPr>
+          <w:sz w:val="24"/>
+        </w:rPr>
         <w:t xml:space="preserve">Add an inbound rule allowing the HTTPS protocol from anywhere and click ‘Create Security Group’. </w:t>
       </w:r>
     </w:p>
@@ -899,9 +985,29 @@
           <w:numId w:val="2"/>
         </w:numPr>
         <w:ind w:hanging="360"/>
-      </w:pPr>
-      <w:r>
-        <w:t xml:space="preserve">Create a second security group named ‘EC2Backend’ and add a rule allowing HTTP from the ‘ALBFrontEnd’ security group.  This ensures that only traffic from the load balancer can access the EC2 instances. Click ‘Create’. </w:t>
+        <w:rPr>
+          <w:sz w:val="24"/>
+        </w:rPr>
+      </w:pPr>
+      <w:r>
+        <w:rPr>
+          <w:sz w:val="24"/>
+        </w:rPr>
+        <w:t>Create a second security group named ‘EC2Backend’ and add a rule allowing HTTP from the ‘</w:t>
+      </w:r>
+      <w:proofErr w:type="spellStart"/>
+      <w:r>
+        <w:rPr>
+          <w:sz w:val="24"/>
+        </w:rPr>
+        <w:t>ALBFrontEnd</w:t>
+      </w:r>
+      <w:proofErr w:type="spellEnd"/>
+      <w:r>
+        <w:rPr>
+          <w:sz w:val="24"/>
+        </w:rPr>
+        <w:t xml:space="preserve">’ security group.  This ensures that only traffic from the load balancer can access the EC2 instances. Click ‘Create’. </w:t>
       </w:r>
     </w:p>
     <w:p>
@@ -924,10 +1030,11 @@
         <w:rPr>
           <w:noProof/>
         </w:rPr>
+        <w:lastRenderedPageBreak/>
         <w:drawing>
-          <wp:inline distT="0" distB="0" distL="0" distR="0" wp14:anchorId="28FA5100" wp14:editId="26022712">
-            <wp:extent cx="4114038" cy="1705610"/>
-            <wp:effectExtent l="0" t="0" r="0" b="0"/>
+          <wp:inline distT="0" distB="0" distL="0" distR="0" wp14:anchorId="28FA5100" wp14:editId="1390FE22">
+            <wp:extent cx="5564038" cy="2182240"/>
+            <wp:effectExtent l="0" t="0" r="0" b="8890"/>
             <wp:docPr id="376" name="Picture 376"/>
             <wp:cNvGraphicFramePr/>
             <a:graphic xmlns:a="http://schemas.openxmlformats.org/drawingml/2006/main">
@@ -946,7 +1053,7 @@
                   <pic:spPr>
                     <a:xfrm>
                       <a:off x="0" y="0"/>
-                      <a:ext cx="4114038" cy="1705610"/>
+                      <a:ext cx="5577704" cy="2187600"/>
                     </a:xfrm>
                     <a:prstGeom prst="rect">
                       <a:avLst/>
@@ -968,7 +1075,6 @@
         <w:ind w:left="1496" w:firstLine="0"/>
       </w:pPr>
       <w:r>
-        <w:lastRenderedPageBreak/>
         <w:t xml:space="preserve"> </w:t>
       </w:r>
     </w:p>
@@ -979,9 +1085,29 @@
           <w:numId w:val="2"/>
         </w:numPr>
         <w:ind w:hanging="360"/>
-      </w:pPr>
-      <w:r>
-        <w:t xml:space="preserve">Go back into the ‘ALBFrontEnd’ security group and delete the existing outbound rule and create a new rule that allows HTTP to the ‘EC2Backend’ Security Group. </w:t>
+        <w:rPr>
+          <w:sz w:val="24"/>
+        </w:rPr>
+      </w:pPr>
+      <w:r>
+        <w:rPr>
+          <w:sz w:val="24"/>
+        </w:rPr>
+        <w:t>Go back into the ‘</w:t>
+      </w:r>
+      <w:proofErr w:type="spellStart"/>
+      <w:r>
+        <w:rPr>
+          <w:sz w:val="24"/>
+        </w:rPr>
+        <w:t>ALBFrontEnd</w:t>
+      </w:r>
+      <w:proofErr w:type="spellEnd"/>
+      <w:r>
+        <w:rPr>
+          <w:sz w:val="24"/>
+        </w:rPr>
+        <w:t xml:space="preserve">’ security group and delete the existing outbound rule and create a new rule that allows HTTP to the ‘EC2Backend’ Security Group. </w:t>
       </w:r>
     </w:p>
     <w:p>
@@ -991,8 +1117,14 @@
           <w:numId w:val="2"/>
         </w:numPr>
         <w:ind w:hanging="360"/>
-      </w:pPr>
-      <w:r>
+        <w:rPr>
+          <w:sz w:val="24"/>
+        </w:rPr>
+      </w:pPr>
+      <w:r>
+        <w:rPr>
+          <w:sz w:val="24"/>
+        </w:rPr>
         <w:t xml:space="preserve">Click ‘Save Rules’. </w:t>
       </w:r>
     </w:p>
@@ -1052,15 +1184,15 @@
           <w:numId w:val="3"/>
         </w:numPr>
         <w:ind w:hanging="360"/>
-      </w:pPr>
-      <w:r>
-        <w:t>We are going to go the Key Management Service in the console and click ‘Create a key’.</w:t>
-      </w:r>
-      <w:r>
-        <w:rPr>
-          <w:sz w:val="24"/>
-        </w:rPr>
-        <w:t xml:space="preserve"> </w:t>
+        <w:rPr>
+          <w:sz w:val="24"/>
+        </w:rPr>
+      </w:pPr>
+      <w:r>
+        <w:rPr>
+          <w:sz w:val="24"/>
+        </w:rPr>
+        <w:t xml:space="preserve">We are going to go the Key Management Service in the console and click ‘Create a key’. </w:t>
       </w:r>
     </w:p>
     <w:p>
@@ -1071,15 +1203,15 @@
         </w:numPr>
         <w:spacing w:after="25"/>
         <w:ind w:hanging="360"/>
-      </w:pPr>
-      <w:r>
-        <w:t xml:space="preserve">Keep the key as Symmetric and click next. </w:t>
-      </w:r>
-      <w:r>
-        <w:rPr>
-          <w:sz w:val="24"/>
-        </w:rPr>
-        <w:t xml:space="preserve"> </w:t>
+        <w:rPr>
+          <w:sz w:val="24"/>
+        </w:rPr>
+      </w:pPr>
+      <w:r>
+        <w:rPr>
+          <w:sz w:val="24"/>
+        </w:rPr>
+        <w:t xml:space="preserve">Keep the key as Symmetric and click next.  </w:t>
       </w:r>
     </w:p>
     <w:p>
@@ -1089,15 +1221,29 @@
           <w:numId w:val="3"/>
         </w:numPr>
         <w:ind w:hanging="360"/>
-      </w:pPr>
-      <w:r>
-        <w:t>Call the key ‘MyDataKey’ and click on next.</w:t>
-      </w:r>
-      <w:r>
-        <w:rPr>
-          <w:sz w:val="24"/>
-        </w:rPr>
-        <w:t xml:space="preserve"> </w:t>
+        <w:rPr>
+          <w:sz w:val="24"/>
+        </w:rPr>
+      </w:pPr>
+      <w:r>
+        <w:rPr>
+          <w:sz w:val="24"/>
+        </w:rPr>
+        <w:t>Call the key ‘</w:t>
+      </w:r>
+      <w:proofErr w:type="spellStart"/>
+      <w:r>
+        <w:rPr>
+          <w:sz w:val="24"/>
+        </w:rPr>
+        <w:t>MyDataKey</w:t>
+      </w:r>
+      <w:proofErr w:type="spellEnd"/>
+      <w:r>
+        <w:rPr>
+          <w:sz w:val="24"/>
+        </w:rPr>
+        <w:t xml:space="preserve">’ and click on next. </w:t>
       </w:r>
     </w:p>
     <w:p>
@@ -1107,8 +1253,14 @@
           <w:numId w:val="3"/>
         </w:numPr>
         <w:ind w:hanging="360"/>
-      </w:pPr>
-      <w:r>
+        <w:rPr>
+          <w:sz w:val="24"/>
+        </w:rPr>
+      </w:pPr>
+      <w:r>
+        <w:rPr>
+          <w:sz w:val="24"/>
+        </w:rPr>
         <w:t xml:space="preserve">Tick your current user in the ‘Key Administrators’ box: </w:t>
       </w:r>
     </w:p>
@@ -1186,7 +1338,21 @@
         <w:rPr>
           <w:sz w:val="24"/>
         </w:rPr>
-        <w:t xml:space="preserve">Click next, and under ‘Define Key usage permissions’ select the same user and select ‘AWSServiceRoleForAutoScaling’. Click next. </w:t>
+        <w:t>Click next, and under ‘Define Key usage permissions’ select the same user and select ‘</w:t>
+      </w:r>
+      <w:proofErr w:type="spellStart"/>
+      <w:r>
+        <w:rPr>
+          <w:sz w:val="24"/>
+        </w:rPr>
+        <w:t>AWSServiceRoleForAutoScaling</w:t>
+      </w:r>
+      <w:proofErr w:type="spellEnd"/>
+      <w:r>
+        <w:rPr>
+          <w:sz w:val="24"/>
+        </w:rPr>
+        <w:t xml:space="preserve">’. Click next. </w:t>
       </w:r>
     </w:p>
     <w:p>
@@ -1247,12 +1413,23 @@
       <w:pPr>
         <w:spacing w:after="265" w:line="251" w:lineRule="auto"/>
         <w:ind w:left="-5"/>
-      </w:pPr>
-      <w:r>
         <w:rPr>
           <w:color w:val="0000FF"/>
           <w:sz w:val="32"/>
         </w:rPr>
+      </w:pPr>
+    </w:p>
+    <w:p>
+      <w:pPr>
+        <w:spacing w:after="265" w:line="251" w:lineRule="auto"/>
+        <w:ind w:left="-5"/>
+      </w:pPr>
+      <w:r>
+        <w:rPr>
+          <w:color w:val="0000FF"/>
+          <w:sz w:val="32"/>
+        </w:rPr>
+        <w:lastRenderedPageBreak/>
         <w:t xml:space="preserve">Exercise 2 – Create the TLS Certificate SNS Topic  </w:t>
       </w:r>
     </w:p>
@@ -1303,15 +1480,15 @@
           <w:numId w:val="4"/>
         </w:numPr>
         <w:ind w:hanging="360"/>
-      </w:pPr>
-      <w:r>
-        <w:t xml:space="preserve">Go to the ACM console and click ‘Request a Certificate’. You should have created a domain name earlier in the course, so we will be reusing it now. </w:t>
-      </w:r>
-      <w:r>
-        <w:rPr>
-          <w:sz w:val="24"/>
-        </w:rPr>
-        <w:t xml:space="preserve"> </w:t>
+        <w:rPr>
+          <w:sz w:val="24"/>
+        </w:rPr>
+      </w:pPr>
+      <w:r>
+        <w:rPr>
+          <w:sz w:val="24"/>
+        </w:rPr>
+        <w:t xml:space="preserve">Go to the ACM console and click ‘Request a Certificate’. You should have created a domain name earlier in the course, so we will be reusing it now.  </w:t>
       </w:r>
     </w:p>
     <w:p>
@@ -1321,15 +1498,15 @@
           <w:numId w:val="4"/>
         </w:numPr>
         <w:ind w:hanging="360"/>
-      </w:pPr>
-      <w:r>
-        <w:t>Request a public certificate and enter the fully qualified domain name for your registered public domain (for example ‘dctcloudlabs.com’).</w:t>
-      </w:r>
-      <w:r>
-        <w:rPr>
-          <w:sz w:val="24"/>
-        </w:rPr>
-        <w:t xml:space="preserve"> </w:t>
+        <w:rPr>
+          <w:sz w:val="24"/>
+        </w:rPr>
+      </w:pPr>
+      <w:r>
+        <w:rPr>
+          <w:sz w:val="24"/>
+        </w:rPr>
+        <w:t xml:space="preserve">Request a public certificate and enter the fully qualified domain name for your registered public domain (for example ‘dctcloudlabs.com’). </w:t>
       </w:r>
     </w:p>
     <w:p>
@@ -1339,15 +1516,15 @@
           <w:numId w:val="4"/>
         </w:numPr>
         <w:ind w:hanging="360"/>
-      </w:pPr>
-      <w:r>
-        <w:t>Add ‘alb.&lt;your domain name&gt;’ as a second domain name.</w:t>
-      </w:r>
-      <w:r>
-        <w:rPr>
-          <w:sz w:val="24"/>
-        </w:rPr>
-        <w:t xml:space="preserve"> </w:t>
+        <w:rPr>
+          <w:sz w:val="24"/>
+        </w:rPr>
+      </w:pPr>
+      <w:r>
+        <w:rPr>
+          <w:sz w:val="24"/>
+        </w:rPr>
+        <w:t xml:space="preserve">Add ‘alb.&lt;your domain name&gt;’ as a second domain name. </w:t>
       </w:r>
     </w:p>
     <w:p>
@@ -1357,15 +1534,15 @@
           <w:numId w:val="4"/>
         </w:numPr>
         <w:ind w:hanging="360"/>
-      </w:pPr>
-      <w:r>
-        <w:t xml:space="preserve">Select ‘DNS Validation’ and click request. </w:t>
-      </w:r>
-      <w:r>
-        <w:rPr>
-          <w:sz w:val="24"/>
-        </w:rPr>
-        <w:t xml:space="preserve"> </w:t>
+        <w:rPr>
+          <w:sz w:val="24"/>
+        </w:rPr>
+      </w:pPr>
+      <w:r>
+        <w:rPr>
+          <w:sz w:val="24"/>
+        </w:rPr>
+        <w:t xml:space="preserve">Select ‘DNS Validation’ and click request.  </w:t>
       </w:r>
     </w:p>
     <w:p>
@@ -1375,8 +1552,14 @@
           <w:numId w:val="4"/>
         </w:numPr>
         <w:ind w:hanging="360"/>
-      </w:pPr>
-      <w:r>
+        <w:rPr>
+          <w:sz w:val="24"/>
+        </w:rPr>
+      </w:pPr>
+      <w:r>
+        <w:rPr>
+          <w:sz w:val="24"/>
+        </w:rPr>
         <w:t xml:space="preserve">After a brief delay while ACM populates your domain validation information, click on the Certificate and click ‘Create records in Route 53’ to allow the CNAME records to be created for each domain. </w:t>
       </w:r>
     </w:p>
@@ -1395,7 +1578,6 @@
         <w:ind w:left="-5"/>
       </w:pPr>
       <w:r>
-        <w:lastRenderedPageBreak/>
         <w:t xml:space="preserve">Task 2 – Create the SNS Topic  </w:t>
       </w:r>
     </w:p>
@@ -1438,15 +1620,15 @@
         </w:numPr>
         <w:spacing w:after="25"/>
         <w:ind w:hanging="360"/>
-      </w:pPr>
-      <w:r>
-        <w:t>Go to the SNS console and click ‘Create Topic’. Select a standard topic.</w:t>
-      </w:r>
-      <w:r>
-        <w:rPr>
-          <w:sz w:val="24"/>
-        </w:rPr>
-        <w:t xml:space="preserve"> </w:t>
+        <w:rPr>
+          <w:sz w:val="24"/>
+        </w:rPr>
+      </w:pPr>
+      <w:r>
+        <w:rPr>
+          <w:sz w:val="24"/>
+        </w:rPr>
+        <w:t xml:space="preserve">Go to the SNS console and click ‘Create Topic’. Select a standard topic. </w:t>
       </w:r>
     </w:p>
     <w:p>
@@ -1456,15 +1638,29 @@
           <w:numId w:val="5"/>
         </w:numPr>
         <w:ind w:hanging="360"/>
-      </w:pPr>
-      <w:r>
-        <w:t>Call it ‘MyNotification’ and click ‘Create Topic’.</w:t>
-      </w:r>
-      <w:r>
-        <w:rPr>
-          <w:sz w:val="24"/>
-        </w:rPr>
-        <w:t xml:space="preserve"> </w:t>
+        <w:rPr>
+          <w:sz w:val="24"/>
+        </w:rPr>
+      </w:pPr>
+      <w:r>
+        <w:rPr>
+          <w:sz w:val="24"/>
+        </w:rPr>
+        <w:t>Call it ‘</w:t>
+      </w:r>
+      <w:proofErr w:type="spellStart"/>
+      <w:r>
+        <w:rPr>
+          <w:sz w:val="24"/>
+        </w:rPr>
+        <w:t>MyNotification</w:t>
+      </w:r>
+      <w:proofErr w:type="spellEnd"/>
+      <w:r>
+        <w:rPr>
+          <w:sz w:val="24"/>
+        </w:rPr>
+        <w:t xml:space="preserve">’ and click ‘Create Topic’. </w:t>
       </w:r>
     </w:p>
     <w:p>
@@ -1474,22 +1670,32 @@
           <w:numId w:val="5"/>
         </w:numPr>
         <w:ind w:hanging="360"/>
-      </w:pPr>
-      <w:r>
-        <w:t>Click ‘create subscription’ select ‘email’ as the protocol and enter your email address.</w:t>
-      </w:r>
-      <w:r>
-        <w:rPr>
-          <w:sz w:val="24"/>
-        </w:rPr>
-        <w:t xml:space="preserve"> </w:t>
-      </w:r>
+        <w:rPr>
+          <w:sz w:val="24"/>
+        </w:rPr>
+      </w:pPr>
+      <w:r>
+        <w:rPr>
+          <w:sz w:val="24"/>
+        </w:rPr>
+        <w:t xml:space="preserve">Click ‘create subscription’ select ‘email’ as the protocol and enter your email address. </w:t>
+      </w:r>
+    </w:p>
+    <w:p>
+      <w:pPr>
+        <w:rPr>
+          <w:sz w:val="24"/>
+        </w:rPr>
+      </w:pPr>
     </w:p>
     <w:p>
       <w:pPr>
         <w:spacing w:after="0" w:line="259" w:lineRule="auto"/>
         <w:ind w:left="0" w:right="1407" w:firstLine="0"/>
         <w:jc w:val="right"/>
+        <w:rPr>
+          <w:sz w:val="24"/>
+        </w:rPr>
       </w:pPr>
       <w:r>
         <w:rPr>
@@ -1538,20 +1744,27 @@
     </w:p>
     <w:p>
       <w:pPr>
+        <w:spacing w:after="0" w:line="259" w:lineRule="auto"/>
+        <w:ind w:left="0" w:right="1407" w:firstLine="0"/>
+        <w:jc w:val="right"/>
+      </w:pPr>
+    </w:p>
+    <w:p>
+      <w:pPr>
         <w:numPr>
           <w:ilvl w:val="0"/>
           <w:numId w:val="5"/>
         </w:numPr>
         <w:ind w:hanging="360"/>
-      </w:pPr>
-      <w:r>
-        <w:t xml:space="preserve">Click ‘Create subscription and go to your inbox and confirm the subscription. </w:t>
-      </w:r>
-      <w:r>
-        <w:rPr>
-          <w:sz w:val="24"/>
-        </w:rPr>
-        <w:t xml:space="preserve"> </w:t>
+        <w:rPr>
+          <w:sz w:val="24"/>
+        </w:rPr>
+      </w:pPr>
+      <w:r>
+        <w:rPr>
+          <w:sz w:val="24"/>
+        </w:rPr>
+        <w:t xml:space="preserve">Click ‘Create subscription and go to your inbox and confirm the subscription.  </w:t>
       </w:r>
     </w:p>
     <w:p>
@@ -1652,9 +1865,10 @@
         <w:rPr>
           <w:noProof/>
         </w:rPr>
+        <w:lastRenderedPageBreak/>
         <w:drawing>
-          <wp:inline distT="0" distB="0" distL="0" distR="0" wp14:anchorId="0D409DB8" wp14:editId="02EF61C2">
-            <wp:extent cx="5731510" cy="1879600"/>
+          <wp:inline distT="0" distB="0" distL="0" distR="0" wp14:anchorId="0D409DB8" wp14:editId="6464F3EC">
+            <wp:extent cx="6461185" cy="2121140"/>
             <wp:effectExtent l="0" t="0" r="0" b="0"/>
             <wp:docPr id="505" name="Picture 505"/>
             <wp:cNvGraphicFramePr/>
@@ -1674,7 +1888,7 @@
                   <pic:spPr>
                     <a:xfrm>
                       <a:off x="0" y="0"/>
-                      <a:ext cx="5731510" cy="1879600"/>
+                      <a:ext cx="6473575" cy="2125207"/>
                     </a:xfrm>
                     <a:prstGeom prst="rect">
                       <a:avLst/>
@@ -1783,15 +1997,15 @@
           <w:numId w:val="6"/>
         </w:numPr>
         <w:ind w:hanging="360"/>
-      </w:pPr>
-      <w:r>
-        <w:t>Go to the IAM console and click on ‘Roles’ and ‘Create Role’.</w:t>
-      </w:r>
-      <w:r>
-        <w:rPr>
-          <w:sz w:val="24"/>
-        </w:rPr>
-        <w:t xml:space="preserve"> </w:t>
+        <w:rPr>
+          <w:sz w:val="24"/>
+        </w:rPr>
+      </w:pPr>
+      <w:r>
+        <w:rPr>
+          <w:sz w:val="24"/>
+        </w:rPr>
+        <w:t xml:space="preserve">Go to the IAM console and click on ‘Roles’ and ‘Create Role’. </w:t>
       </w:r>
     </w:p>
     <w:p>
@@ -1801,15 +2015,15 @@
           <w:numId w:val="6"/>
         </w:numPr>
         <w:ind w:hanging="360"/>
-      </w:pPr>
-      <w:r>
-        <w:t>Under use case, select ‘EC2’ and click next.</w:t>
-      </w:r>
-      <w:r>
-        <w:rPr>
-          <w:sz w:val="24"/>
-        </w:rPr>
-        <w:t xml:space="preserve"> </w:t>
+        <w:rPr>
+          <w:sz w:val="24"/>
+        </w:rPr>
+      </w:pPr>
+      <w:r>
+        <w:rPr>
+          <w:sz w:val="24"/>
+        </w:rPr>
+        <w:t xml:space="preserve">Under use case, select ‘EC2’ and click next. </w:t>
       </w:r>
     </w:p>
     <w:p>
@@ -1819,15 +2033,15 @@
           <w:numId w:val="6"/>
         </w:numPr>
         <w:ind w:hanging="360"/>
-      </w:pPr>
-      <w:r>
-        <w:t>Search for ‘AmazonS3ReadOnlyAccess’ and select tis managed policy.</w:t>
-      </w:r>
-      <w:r>
-        <w:rPr>
-          <w:sz w:val="24"/>
-        </w:rPr>
-        <w:t xml:space="preserve"> </w:t>
+        <w:rPr>
+          <w:sz w:val="24"/>
+        </w:rPr>
+      </w:pPr>
+      <w:r>
+        <w:rPr>
+          <w:sz w:val="24"/>
+        </w:rPr>
+        <w:t xml:space="preserve">Search for ‘AmazonS3ReadOnlyAccess’ and select tis managed policy. </w:t>
       </w:r>
     </w:p>
     <w:p>
@@ -1837,29 +2051,45 @@
           <w:numId w:val="6"/>
         </w:numPr>
         <w:ind w:hanging="360"/>
-      </w:pPr>
-      <w:r>
-        <w:lastRenderedPageBreak/>
+        <w:rPr>
+          <w:sz w:val="24"/>
+        </w:rPr>
+      </w:pPr>
+      <w:r>
+        <w:rPr>
+          <w:sz w:val="24"/>
+        </w:rPr>
         <w:t>Do the same with</w:t>
       </w:r>
       <w:hyperlink r:id="rId13" w:anchor="/policies/arn:aws:iam::aws:policy/AmazonSSMManagedInstanceCore">
         <w:r>
-          <w:t xml:space="preserve"> ‘AmazonSSMManagedInstanceCore</w:t>
+          <w:rPr>
+            <w:sz w:val="24"/>
+          </w:rPr>
+          <w:t xml:space="preserve"> ‘</w:t>
         </w:r>
+        <w:proofErr w:type="spellStart"/>
+        <w:r>
+          <w:rPr>
+            <w:sz w:val="24"/>
+          </w:rPr>
+          <w:t>AmazonSSMManagedInstanceCore</w:t>
+        </w:r>
+        <w:proofErr w:type="spellEnd"/>
       </w:hyperlink>
       <w:hyperlink r:id="rId14" w:anchor="/policies/arn:aws:iam::aws:policy/AmazonSSMManagedInstanceCore">
         <w:r>
+          <w:rPr>
+            <w:sz w:val="24"/>
+          </w:rPr>
           <w:t>’</w:t>
         </w:r>
       </w:hyperlink>
       <w:r>
-        <w:t>,then click next.</w:t>
-      </w:r>
-      <w:r>
-        <w:rPr>
-          <w:sz w:val="24"/>
-        </w:rPr>
-        <w:t xml:space="preserve"> </w:t>
+        <w:rPr>
+          <w:sz w:val="24"/>
+        </w:rPr>
+        <w:t xml:space="preserve">,then click next. </w:t>
       </w:r>
     </w:p>
     <w:p>
@@ -1869,15 +2099,15 @@
           <w:numId w:val="6"/>
         </w:numPr>
         <w:ind w:hanging="360"/>
-      </w:pPr>
-      <w:r>
-        <w:t xml:space="preserve">Call your role ‘ec2-ssm-s3’ and click ‘Create Role’. </w:t>
-      </w:r>
-      <w:r>
-        <w:rPr>
-          <w:sz w:val="24"/>
-        </w:rPr>
-        <w:t xml:space="preserve"> </w:t>
+        <w:rPr>
+          <w:sz w:val="24"/>
+        </w:rPr>
+      </w:pPr>
+      <w:r>
+        <w:rPr>
+          <w:sz w:val="24"/>
+        </w:rPr>
+        <w:t xml:space="preserve">Call your role ‘ec2-ssm-s3’ and click ‘Create Role’.  </w:t>
       </w:r>
     </w:p>
     <w:p>
@@ -1999,7 +2229,21 @@
         <w:rPr>
           <w:sz w:val="24"/>
         </w:rPr>
-        <w:t xml:space="preserve">Head over to the EC2 console and go to ‘Launch Templates’ and click ‘Create Launch Template’. Call it ‘MyLT’. </w:t>
+        <w:t>Head over to the EC2 console and go to ‘Launch Templates’ and click ‘Create Launch Template’. Call it ‘</w:t>
+      </w:r>
+      <w:proofErr w:type="spellStart"/>
+      <w:r>
+        <w:rPr>
+          <w:sz w:val="24"/>
+        </w:rPr>
+        <w:t>MyLT</w:t>
+      </w:r>
+      <w:proofErr w:type="spellEnd"/>
+      <w:r>
+        <w:rPr>
+          <w:sz w:val="24"/>
+        </w:rPr>
+        <w:t xml:space="preserve">’. </w:t>
       </w:r>
     </w:p>
     <w:p>
@@ -2015,7 +2259,21 @@
         <w:rPr>
           <w:sz w:val="24"/>
         </w:rPr>
-        <w:t xml:space="preserve">Use the Amazon Linux 2023 AMI as the AMI image and choose the t2.micro instance type.  </w:t>
+        <w:t>Use the Amazon Linux 2023 AMI as the AMI image and choose the t</w:t>
+      </w:r>
+      <w:proofErr w:type="gramStart"/>
+      <w:r>
+        <w:rPr>
+          <w:sz w:val="24"/>
+        </w:rPr>
+        <w:t>2.micro</w:t>
+      </w:r>
+      <w:proofErr w:type="gramEnd"/>
+      <w:r>
+        <w:rPr>
+          <w:sz w:val="24"/>
+        </w:rPr>
+        <w:t xml:space="preserve"> instance type.  </w:t>
       </w:r>
     </w:p>
     <w:p>
@@ -2067,15 +2325,19 @@
         <w:spacing w:after="0" w:line="259" w:lineRule="auto"/>
         <w:ind w:left="0" w:right="1269" w:firstLine="0"/>
         <w:jc w:val="center"/>
+        <w:rPr>
+          <w:sz w:val="24"/>
+        </w:rPr>
       </w:pPr>
       <w:r>
         <w:rPr>
           <w:noProof/>
         </w:rPr>
+        <w:lastRenderedPageBreak/>
         <w:drawing>
-          <wp:inline distT="0" distB="0" distL="0" distR="0" wp14:anchorId="3485EEA6" wp14:editId="11211F5E">
-            <wp:extent cx="3903472" cy="2505710"/>
-            <wp:effectExtent l="0" t="0" r="0" b="0"/>
+          <wp:inline distT="0" distB="0" distL="0" distR="0" wp14:anchorId="3485EEA6" wp14:editId="6C7DAAE4">
+            <wp:extent cx="4934310" cy="2893396"/>
+            <wp:effectExtent l="0" t="0" r="0" b="2540"/>
             <wp:docPr id="679" name="Picture 679"/>
             <wp:cNvGraphicFramePr/>
             <a:graphic xmlns:a="http://schemas.openxmlformats.org/drawingml/2006/main">
@@ -2094,7 +2356,7 @@
                   <pic:spPr>
                     <a:xfrm>
                       <a:off x="0" y="0"/>
-                      <a:ext cx="3903472" cy="2505710"/>
+                      <a:ext cx="4945070" cy="2899706"/>
                     </a:xfrm>
                     <a:prstGeom prst="rect">
                       <a:avLst/>
@@ -2115,6 +2377,13 @@
     </w:p>
     <w:p>
       <w:pPr>
+        <w:spacing w:after="0" w:line="259" w:lineRule="auto"/>
+        <w:ind w:left="0" w:right="1269" w:firstLine="0"/>
+        <w:jc w:val="center"/>
+      </w:pPr>
+    </w:p>
+    <w:p>
+      <w:pPr>
         <w:numPr>
           <w:ilvl w:val="0"/>
           <w:numId w:val="7"/>
@@ -2144,12 +2413,20 @@
         </w:rPr>
         <w:t xml:space="preserve">Open the ‘user-data-httpd.md’ file, edit the bucket name, and then paste the code in the ‘User data’ section. </w:t>
       </w:r>
+    </w:p>
+    <w:p>
+      <w:pPr>
+        <w:spacing w:after="13" w:line="249" w:lineRule="auto"/>
+      </w:pPr>
     </w:p>
     <w:p>
       <w:pPr>
         <w:spacing w:after="0" w:line="259" w:lineRule="auto"/>
         <w:ind w:left="0" w:right="1101" w:firstLine="0"/>
         <w:jc w:val="right"/>
+        <w:rPr>
+          <w:sz w:val="24"/>
+        </w:rPr>
       </w:pPr>
       <w:r>
         <w:rPr>
@@ -2198,6 +2475,13 @@
     </w:p>
     <w:p>
       <w:pPr>
+        <w:spacing w:after="0" w:line="259" w:lineRule="auto"/>
+        <w:ind w:left="0" w:right="1101" w:firstLine="0"/>
+        <w:jc w:val="right"/>
+      </w:pPr>
+    </w:p>
+    <w:p>
+      <w:pPr>
         <w:numPr>
           <w:ilvl w:val="0"/>
           <w:numId w:val="7"/>
@@ -2259,7 +2543,6 @@
           <w:color w:val="0000FF"/>
           <w:sz w:val="32"/>
         </w:rPr>
-        <w:lastRenderedPageBreak/>
         <w:t xml:space="preserve">Exercise 5 – Create the Auto Scaling Group and the Application Load Balancer </w:t>
       </w:r>
     </w:p>
@@ -2310,8 +2593,16 @@
           <w:numId w:val="8"/>
         </w:numPr>
         <w:ind w:hanging="360"/>
-      </w:pPr>
-      <w:r>
+        <w:rPr>
+          <w:rFonts w:asciiTheme="minorHAnsi" w:hAnsiTheme="minorHAnsi" w:cstheme="minorHAnsi"/>
+          <w:sz w:val="24"/>
+        </w:rPr>
+      </w:pPr>
+      <w:r>
+        <w:rPr>
+          <w:rFonts w:asciiTheme="minorHAnsi" w:hAnsiTheme="minorHAnsi" w:cstheme="minorHAnsi"/>
+          <w:sz w:val="24"/>
+        </w:rPr>
         <w:t xml:space="preserve">Head over to the EC2 management console and click auto scaling groups. </w:t>
       </w:r>
     </w:p>
@@ -2322,9 +2613,33 @@
           <w:numId w:val="8"/>
         </w:numPr>
         <w:ind w:hanging="360"/>
-      </w:pPr>
-      <w:r>
-        <w:t xml:space="preserve">Call your ASG ‘ASG1’ and select the ‘MyLT’ Launch template from earlier – and click next. </w:t>
+        <w:rPr>
+          <w:rFonts w:asciiTheme="minorHAnsi" w:hAnsiTheme="minorHAnsi" w:cstheme="minorHAnsi"/>
+          <w:sz w:val="24"/>
+        </w:rPr>
+      </w:pPr>
+      <w:r>
+        <w:rPr>
+          <w:rFonts w:asciiTheme="minorHAnsi" w:hAnsiTheme="minorHAnsi" w:cstheme="minorHAnsi"/>
+          <w:sz w:val="24"/>
+        </w:rPr>
+        <w:t>Call your ASG ‘ASG1’ and select the ‘</w:t>
+      </w:r>
+      <w:proofErr w:type="spellStart"/>
+      <w:r>
+        <w:rPr>
+          <w:rFonts w:asciiTheme="minorHAnsi" w:hAnsiTheme="minorHAnsi" w:cstheme="minorHAnsi"/>
+          <w:sz w:val="24"/>
+        </w:rPr>
+        <w:t>MyLT</w:t>
+      </w:r>
+      <w:proofErr w:type="spellEnd"/>
+      <w:r>
+        <w:rPr>
+          <w:rFonts w:asciiTheme="minorHAnsi" w:hAnsiTheme="minorHAnsi" w:cstheme="minorHAnsi"/>
+          <w:sz w:val="24"/>
+        </w:rPr>
+        <w:t xml:space="preserve">’ Launch template from earlier – and click next. </w:t>
       </w:r>
     </w:p>
     <w:p>
@@ -2335,9 +2650,14 @@
         </w:numPr>
         <w:spacing w:after="13" w:line="249" w:lineRule="auto"/>
         <w:ind w:hanging="360"/>
-      </w:pPr>
-      <w:r>
-        <w:rPr>
+        <w:rPr>
+          <w:rFonts w:asciiTheme="minorHAnsi" w:hAnsiTheme="minorHAnsi" w:cstheme="minorHAnsi"/>
+          <w:sz w:val="24"/>
+        </w:rPr>
+      </w:pPr>
+      <w:r>
+        <w:rPr>
+          <w:rFonts w:asciiTheme="minorHAnsi" w:hAnsiTheme="minorHAnsi" w:cstheme="minorHAnsi"/>
           <w:sz w:val="24"/>
         </w:rPr>
         <w:t xml:space="preserve">Choose the two private subnets within the default VPC – private1a and private 2a and again click next, then next again. </w:t>
@@ -2351,9 +2671,14 @@
         </w:numPr>
         <w:spacing w:after="13" w:line="249" w:lineRule="auto"/>
         <w:ind w:hanging="360"/>
-      </w:pPr>
-      <w:r>
-        <w:rPr>
+        <w:rPr>
+          <w:rFonts w:asciiTheme="minorHAnsi" w:hAnsiTheme="minorHAnsi" w:cstheme="minorHAnsi"/>
+          <w:sz w:val="24"/>
+        </w:rPr>
+      </w:pPr>
+      <w:r>
+        <w:rPr>
+          <w:rFonts w:asciiTheme="minorHAnsi" w:hAnsiTheme="minorHAnsi" w:cstheme="minorHAnsi"/>
           <w:sz w:val="24"/>
         </w:rPr>
         <w:t xml:space="preserve">Enter ‘2’ for each capacity value. </w:t>
@@ -2367,9 +2692,14 @@
         </w:numPr>
         <w:spacing w:after="344" w:line="249" w:lineRule="auto"/>
         <w:ind w:hanging="360"/>
-      </w:pPr>
-      <w:r>
-        <w:rPr>
+        <w:rPr>
+          <w:rFonts w:asciiTheme="minorHAnsi" w:hAnsiTheme="minorHAnsi" w:cstheme="minorHAnsi"/>
+          <w:sz w:val="24"/>
+        </w:rPr>
+      </w:pPr>
+      <w:r>
+        <w:rPr>
+          <w:rFonts w:asciiTheme="minorHAnsi" w:hAnsiTheme="minorHAnsi" w:cstheme="minorHAnsi"/>
           <w:sz w:val="24"/>
         </w:rPr>
         <w:t xml:space="preserve">Click next, until you get the review page and then click ‘Create Auto Scaling Group’. </w:t>
@@ -2405,6 +2735,7 @@
         <w:rPr>
           <w:sz w:val="26"/>
         </w:rPr>
+        <w:lastRenderedPageBreak/>
         <w:t>We will create the Application Load balancer and attach it to the Auto Scaling Group.</w:t>
       </w:r>
       <w:r>
@@ -2422,15 +2753,15 @@
           <w:numId w:val="9"/>
         </w:numPr>
         <w:ind w:hanging="360"/>
-      </w:pPr>
-      <w:r>
-        <w:t>Right-click on ‘Load Balancers’ and open in a new tab.  Click ‘Create Load Balancer’ – Select ‘create’ under the Application Load Balancer.</w:t>
-      </w:r>
-      <w:r>
-        <w:rPr>
-          <w:sz w:val="24"/>
-        </w:rPr>
-        <w:t xml:space="preserve"> </w:t>
+        <w:rPr>
+          <w:sz w:val="24"/>
+        </w:rPr>
+      </w:pPr>
+      <w:r>
+        <w:rPr>
+          <w:sz w:val="24"/>
+        </w:rPr>
+        <w:t xml:space="preserve">Right-click on ‘Load Balancers’ and open in a new tab.  Click ‘Create Load Balancer’ – Select ‘create’ under the Application Load Balancer. </w:t>
       </w:r>
     </w:p>
     <w:p>
@@ -2440,30 +2771,65 @@
           <w:numId w:val="9"/>
         </w:numPr>
         <w:ind w:hanging="360"/>
-      </w:pPr>
-      <w:r>
+        <w:rPr>
+          <w:sz w:val="24"/>
+        </w:rPr>
+      </w:pPr>
+      <w:r>
+        <w:rPr>
+          <w:sz w:val="24"/>
+        </w:rPr>
         <w:t xml:space="preserve">Call the ALB ‘ALB’ and select the </w:t>
       </w:r>
       <w:r>
         <w:rPr>
           <w:b/>
           <w:i/>
+          <w:sz w:val="24"/>
         </w:rPr>
         <w:t>public subnets</w:t>
       </w:r>
       <w:r>
+        <w:rPr>
+          <w:sz w:val="24"/>
+        </w:rPr>
         <w:t xml:space="preserve"> within the Availability Zones us-east-1a and us-east-1b under mappings, </w:t>
       </w:r>
       <w:r>
         <w:rPr>
           <w:b/>
           <w:i/>
+          <w:sz w:val="24"/>
         </w:rPr>
         <w:t>not</w:t>
       </w:r>
       <w:r>
-        <w:t xml:space="preserve"> the private ones! also choose the ALBFrontEnd security group and remove the default route. </w:t>
-      </w:r>
+        <w:rPr>
+          <w:sz w:val="24"/>
+        </w:rPr>
+        <w:t xml:space="preserve"> the private ones! also choose the </w:t>
+      </w:r>
+      <w:proofErr w:type="spellStart"/>
+      <w:r>
+        <w:rPr>
+          <w:sz w:val="24"/>
+        </w:rPr>
+        <w:t>ALBFrontEnd</w:t>
+      </w:r>
+      <w:proofErr w:type="spellEnd"/>
+      <w:r>
+        <w:rPr>
+          <w:sz w:val="24"/>
+        </w:rPr>
+        <w:t xml:space="preserve"> security group and remove the default route. </w:t>
+      </w:r>
+    </w:p>
+    <w:p>
+      <w:pPr>
+        <w:rPr>
+          <w:sz w:val="24"/>
+        </w:rPr>
+      </w:pPr>
     </w:p>
     <w:p>
       <w:pPr>
@@ -2511,13 +2877,25 @@
     </w:p>
     <w:p>
       <w:pPr>
+        <w:spacing w:after="0" w:line="259" w:lineRule="auto"/>
+        <w:ind w:left="1663" w:firstLine="0"/>
+      </w:pPr>
+    </w:p>
+    <w:p>
+      <w:pPr>
         <w:numPr>
           <w:ilvl w:val="0"/>
           <w:numId w:val="9"/>
         </w:numPr>
         <w:ind w:hanging="360"/>
-      </w:pPr>
-      <w:r>
+        <w:rPr>
+          <w:sz w:val="24"/>
+        </w:rPr>
+      </w:pPr>
+      <w:r>
+        <w:rPr>
+          <w:sz w:val="24"/>
+        </w:rPr>
         <w:t xml:space="preserve">Choose port HTTPS for the listener protocol and port and add the certificate created earlier.  </w:t>
       </w:r>
     </w:p>
@@ -2529,8 +2907,14 @@
         </w:numPr>
         <w:spacing w:after="43"/>
         <w:ind w:hanging="360"/>
-      </w:pPr>
-      <w:r>
+        <w:rPr>
+          <w:sz w:val="24"/>
+        </w:rPr>
+      </w:pPr>
+      <w:r>
+        <w:rPr>
+          <w:sz w:val="24"/>
+        </w:rPr>
         <w:t xml:space="preserve">Return to the previous browser tab and check the status of the Autoscaling Group instances.  Once they are in service, return to the load balancer tab and click ‘Create Target Group’.  This will open in a new browser tab. </w:t>
       </w:r>
     </w:p>
@@ -2541,9 +2925,28 @@
           <w:numId w:val="9"/>
         </w:numPr>
         <w:ind w:hanging="360"/>
-      </w:pPr>
-      <w:r>
-        <w:t xml:space="preserve">Call your Target Group ‘TG1’ and select HTTP and port 80.  </w:t>
+        <w:rPr>
+          <w:sz w:val="24"/>
+        </w:rPr>
+      </w:pPr>
+      <w:r>
+        <w:rPr>
+          <w:sz w:val="24"/>
+        </w:rPr>
+        <w:t>Call your Target Group ‘TG1’ and select HTTP and port 80.</w:t>
+      </w:r>
+    </w:p>
+    <w:p>
+      <w:pPr>
+        <w:rPr>
+          <w:sz w:val="24"/>
+        </w:rPr>
+      </w:pPr>
+      <w:r>
+        <w:rPr>
+          <w:sz w:val="24"/>
+        </w:rPr>
+        <w:t xml:space="preserve">  </w:t>
       </w:r>
     </w:p>
     <w:p>
@@ -2556,7 +2959,6 @@
         <w:rPr>
           <w:noProof/>
         </w:rPr>
-        <w:lastRenderedPageBreak/>
         <w:drawing>
           <wp:inline distT="0" distB="0" distL="0" distR="0" wp14:anchorId="50014E5E" wp14:editId="5D284F6D">
             <wp:extent cx="4321175" cy="1062355"/>
@@ -2603,8 +3005,14 @@
         </w:numPr>
         <w:spacing w:after="204"/>
         <w:ind w:hanging="360"/>
-      </w:pPr>
-      <w:r>
+        <w:rPr>
+          <w:sz w:val="24"/>
+        </w:rPr>
+      </w:pPr>
+      <w:r>
+        <w:rPr>
+          <w:sz w:val="24"/>
+        </w:rPr>
         <w:t xml:space="preserve">Select both instances and select ‘Include as pending below’ and click create target group. </w:t>
       </w:r>
     </w:p>
@@ -2618,10 +3026,11 @@
         <w:rPr>
           <w:noProof/>
         </w:rPr>
+        <w:lastRenderedPageBreak/>
         <w:drawing>
-          <wp:inline distT="0" distB="0" distL="0" distR="0" wp14:anchorId="6E7BFC49" wp14:editId="258A67BE">
-            <wp:extent cx="3374009" cy="1768475"/>
-            <wp:effectExtent l="0" t="0" r="0" b="0"/>
+          <wp:inline distT="0" distB="0" distL="0" distR="0" wp14:anchorId="6E7BFC49" wp14:editId="3E1656BB">
+            <wp:extent cx="4045789" cy="1915065"/>
+            <wp:effectExtent l="0" t="0" r="0" b="9525"/>
             <wp:docPr id="976" name="Picture 976"/>
             <wp:cNvGraphicFramePr/>
             <a:graphic xmlns:a="http://schemas.openxmlformats.org/drawingml/2006/main">
@@ -2640,7 +3049,7 @@
                   <pic:spPr>
                     <a:xfrm>
                       <a:off x="0" y="0"/>
-                      <a:ext cx="3374009" cy="1768475"/>
+                      <a:ext cx="4062293" cy="1922877"/>
                     </a:xfrm>
                     <a:prstGeom prst="rect">
                       <a:avLst/>
@@ -2664,8 +3073,14 @@
         </w:numPr>
         <w:spacing w:after="46"/>
         <w:ind w:hanging="360"/>
-      </w:pPr>
-      <w:r>
+        <w:rPr>
+          <w:sz w:val="24"/>
+        </w:rPr>
+      </w:pPr>
+      <w:r>
+        <w:rPr>
+          <w:sz w:val="24"/>
+        </w:rPr>
         <w:t xml:space="preserve">If we go back to the ALB creation page and refresh the options for the target group, we should be able to select TG1. </w:t>
       </w:r>
     </w:p>
@@ -2677,8 +3092,14 @@
         </w:numPr>
         <w:spacing w:after="385"/>
         <w:ind w:hanging="360"/>
-      </w:pPr>
-      <w:r>
+        <w:rPr>
+          <w:sz w:val="24"/>
+        </w:rPr>
+      </w:pPr>
+      <w:r>
+        <w:rPr>
+          <w:sz w:val="24"/>
+        </w:rPr>
         <w:t xml:space="preserve">Click ‘Create Load Balancer.’ </w:t>
       </w:r>
     </w:p>
@@ -3215,8 +3636,21 @@
         <w:rPr>
           <w:sz w:val="24"/>
         </w:rPr>
-        <w:lastRenderedPageBreak/>
-        <w:t xml:space="preserve">Under ‘alternate domain names’ add the name of your domain without the ‘alb’ in front of it, (e.g. ‘dctcloudlabs.com’.) </w:t>
+        <w:t>Under ‘alternate domain names’ add the name of your domain without the ‘</w:t>
+      </w:r>
+      <w:proofErr w:type="spellStart"/>
+      <w:r>
+        <w:rPr>
+          <w:sz w:val="24"/>
+        </w:rPr>
+        <w:t>alb</w:t>
+      </w:r>
+      <w:proofErr w:type="spellEnd"/>
+      <w:r>
+        <w:rPr>
+          <w:sz w:val="24"/>
+        </w:rPr>
+        <w:t xml:space="preserve">’ in front of it, (e.g. ‘dctcloudlabs.com’.) </w:t>
       </w:r>
     </w:p>
     <w:p>
@@ -3270,6 +3704,7 @@
           <w:color w:val="0000FF"/>
           <w:sz w:val="32"/>
         </w:rPr>
+        <w:lastRenderedPageBreak/>
         <w:t xml:space="preserve">Exercise 7 - Add the Route 53 records and Custom Headers  </w:t>
       </w:r>
     </w:p>
@@ -3320,13 +3755,20 @@
           <w:numId w:val="11"/>
         </w:numPr>
         <w:ind w:hanging="360"/>
-      </w:pPr>
-      <w:r>
+        <w:rPr>
+          <w:sz w:val="24"/>
+        </w:rPr>
+      </w:pPr>
+      <w:r>
+        <w:rPr>
+          <w:sz w:val="24"/>
+        </w:rPr>
         <w:t>Head over to the Route 53 console and click on your custom domain name under hosted zones.</w:t>
       </w:r>
       <w:r>
         <w:rPr>
           <w:rFonts w:ascii="Calibri" w:eastAsia="Calibri" w:hAnsi="Calibri" w:cs="Calibri"/>
+          <w:sz w:val="24"/>
         </w:rPr>
         <w:t xml:space="preserve"> </w:t>
       </w:r>
@@ -3339,13 +3781,20 @@
         </w:numPr>
         <w:spacing w:after="41"/>
         <w:ind w:hanging="360"/>
-      </w:pPr>
-      <w:r>
+        <w:rPr>
+          <w:sz w:val="24"/>
+        </w:rPr>
+      </w:pPr>
+      <w:r>
+        <w:rPr>
+          <w:sz w:val="24"/>
+        </w:rPr>
         <w:t>Click on Create Record and use the quick create view.</w:t>
       </w:r>
       <w:r>
         <w:rPr>
           <w:rFonts w:ascii="Calibri" w:eastAsia="Calibri" w:hAnsi="Calibri" w:cs="Calibri"/>
+          <w:sz w:val="24"/>
         </w:rPr>
         <w:t xml:space="preserve"> </w:t>
       </w:r>
@@ -3357,13 +3806,20 @@
           <w:numId w:val="11"/>
         </w:numPr>
         <w:ind w:hanging="360"/>
-      </w:pPr>
-      <w:r>
+        <w:rPr>
+          <w:sz w:val="24"/>
+        </w:rPr>
+      </w:pPr>
+      <w:r>
+        <w:rPr>
+          <w:sz w:val="24"/>
+        </w:rPr>
         <w:t>Enable the ‘Alias’ switch box and select the CloudFront distribution in the us-east-1 Region.</w:t>
       </w:r>
       <w:r>
         <w:rPr>
           <w:rFonts w:ascii="Calibri" w:eastAsia="Calibri" w:hAnsi="Calibri" w:cs="Calibri"/>
+          <w:sz w:val="24"/>
         </w:rPr>
         <w:t xml:space="preserve"> </w:t>
       </w:r>
@@ -3375,16 +3831,30 @@
           <w:numId w:val="11"/>
         </w:numPr>
         <w:ind w:hanging="360"/>
-      </w:pPr>
-      <w:r>
+        <w:rPr>
+          <w:sz w:val="24"/>
+        </w:rPr>
+      </w:pPr>
+      <w:r>
+        <w:rPr>
+          <w:sz w:val="24"/>
+        </w:rPr>
         <w:t>Create another record as an alias to your Application Load Balancer using the subdomain, e.g. alb.dctcloudlabs.com.</w:t>
       </w:r>
       <w:r>
         <w:rPr>
           <w:rFonts w:ascii="Calibri" w:eastAsia="Calibri" w:hAnsi="Calibri" w:cs="Calibri"/>
-        </w:rPr>
-        <w:t xml:space="preserve"> </w:t>
-      </w:r>
+          <w:sz w:val="24"/>
+        </w:rPr>
+        <w:t xml:space="preserve"> </w:t>
+      </w:r>
+    </w:p>
+    <w:p>
+      <w:pPr>
+        <w:rPr>
+          <w:sz w:val="24"/>
+        </w:rPr>
+      </w:pPr>
     </w:p>
     <w:p>
       <w:pPr>
@@ -3397,9 +3867,9 @@
           <w:noProof/>
         </w:rPr>
         <w:drawing>
-          <wp:inline distT="0" distB="0" distL="0" distR="0" wp14:anchorId="67AEF1D6" wp14:editId="3D809DF9">
-            <wp:extent cx="4719701" cy="2179955"/>
-            <wp:effectExtent l="0" t="0" r="0" b="0"/>
+          <wp:inline distT="0" distB="0" distL="0" distR="0" wp14:anchorId="67AEF1D6" wp14:editId="66F1C346">
+            <wp:extent cx="5063705" cy="2291923"/>
+            <wp:effectExtent l="0" t="0" r="3810" b="0"/>
             <wp:docPr id="1145" name="Picture 1145"/>
             <wp:cNvGraphicFramePr/>
             <a:graphic xmlns:a="http://schemas.openxmlformats.org/drawingml/2006/main">
@@ -3418,7 +3888,7 @@
                   <pic:spPr>
                     <a:xfrm>
                       <a:off x="0" y="0"/>
-                      <a:ext cx="4719701" cy="2179955"/>
+                      <a:ext cx="5068814" cy="2294235"/>
                     </a:xfrm>
                     <a:prstGeom prst="rect">
                       <a:avLst/>
@@ -3436,19 +3906,33 @@
     </w:p>
     <w:p>
       <w:pPr>
+        <w:spacing w:after="0" w:line="259" w:lineRule="auto"/>
+        <w:ind w:left="0" w:right="1482" w:firstLine="0"/>
+        <w:jc w:val="right"/>
+      </w:pPr>
+    </w:p>
+    <w:p>
+      <w:pPr>
         <w:numPr>
           <w:ilvl w:val="0"/>
           <w:numId w:val="11"/>
         </w:numPr>
         <w:ind w:hanging="360"/>
-      </w:pPr>
-      <w:r>
+        <w:rPr>
+          <w:sz w:val="24"/>
+        </w:rPr>
+      </w:pPr>
+      <w:r>
+        <w:rPr>
+          <w:sz w:val="24"/>
+        </w:rPr>
         <w:t xml:space="preserve">You should be able to connect to your ALB directly using the HTTPS protocol and the custom subdomain name, e.g. </w:t>
       </w:r>
       <w:hyperlink r:id="rId29">
         <w:r>
           <w:rPr>
             <w:color w:val="0000FF"/>
+            <w:sz w:val="24"/>
             <w:u w:val="single" w:color="0000FF"/>
           </w:rPr>
           <w:t>https://alb.dctcloudlabs.com</w:t>
@@ -3456,12 +3940,16 @@
       </w:hyperlink>
       <w:hyperlink r:id="rId30">
         <w:r>
+          <w:rPr>
+            <w:sz w:val="24"/>
+          </w:rPr>
           <w:t>.</w:t>
         </w:r>
       </w:hyperlink>
       <w:r>
         <w:rPr>
           <w:rFonts w:ascii="Calibri" w:eastAsia="Calibri" w:hAnsi="Calibri" w:cs="Calibri"/>
+          <w:sz w:val="24"/>
         </w:rPr>
         <w:t xml:space="preserve"> </w:t>
       </w:r>
@@ -3473,13 +3961,20 @@
           <w:numId w:val="11"/>
         </w:numPr>
         <w:ind w:hanging="360"/>
-      </w:pPr>
-      <w:r>
+        <w:rPr>
+          <w:sz w:val="24"/>
+        </w:rPr>
+      </w:pPr>
+      <w:r>
+        <w:rPr>
+          <w:sz w:val="24"/>
+        </w:rPr>
         <w:t xml:space="preserve">If you refresh you should see that the AZ is changing due to load balancing. </w:t>
       </w:r>
       <w:r>
         <w:rPr>
           <w:rFonts w:ascii="Calibri" w:eastAsia="Calibri" w:hAnsi="Calibri" w:cs="Calibri"/>
+          <w:sz w:val="24"/>
         </w:rPr>
         <w:t xml:space="preserve"> </w:t>
       </w:r>
@@ -3491,14 +3986,21 @@
           <w:numId w:val="11"/>
         </w:numPr>
         <w:ind w:hanging="360"/>
-      </w:pPr>
-      <w:r>
+        <w:rPr>
+          <w:sz w:val="24"/>
+        </w:rPr>
+      </w:pPr>
+      <w:r>
+        <w:rPr>
+          <w:sz w:val="24"/>
+        </w:rPr>
         <w:t xml:space="preserve">If you then connect to the main domain, e.g. </w:t>
       </w:r>
       <w:hyperlink r:id="rId31">
         <w:r>
           <w:rPr>
             <w:color w:val="0000FF"/>
+            <w:sz w:val="24"/>
             <w:u w:val="single" w:color="0000FF"/>
           </w:rPr>
           <w:t>https://dctcloudlabs.com</w:t>
@@ -3506,15 +4008,22 @@
       </w:hyperlink>
       <w:hyperlink r:id="rId32">
         <w:r>
+          <w:rPr>
+            <w:sz w:val="24"/>
+          </w:rPr>
           <w:t xml:space="preserve"> </w:t>
         </w:r>
       </w:hyperlink>
       <w:r>
+        <w:rPr>
+          <w:sz w:val="24"/>
+        </w:rPr>
         <w:t xml:space="preserve">you should be able to access the website via the CloudFront distribution. </w:t>
       </w:r>
       <w:r>
         <w:rPr>
           <w:rFonts w:ascii="Calibri" w:eastAsia="Calibri" w:hAnsi="Calibri" w:cs="Calibri"/>
+          <w:sz w:val="24"/>
         </w:rPr>
         <w:t xml:space="preserve"> </w:t>
       </w:r>
@@ -3523,8 +4032,14 @@
       <w:pPr>
         <w:spacing w:after="116" w:line="259" w:lineRule="auto"/>
         <w:ind w:left="0" w:firstLine="0"/>
-      </w:pPr>
-      <w:r>
+        <w:rPr>
+          <w:sz w:val="24"/>
+        </w:rPr>
+      </w:pPr>
+      <w:r>
+        <w:rPr>
+          <w:sz w:val="24"/>
+        </w:rPr>
         <w:t xml:space="preserve"> </w:t>
       </w:r>
     </w:p>
@@ -3562,13 +4077,20 @@
           <w:numId w:val="12"/>
         </w:numPr>
         <w:ind w:hanging="360"/>
-      </w:pPr>
-      <w:r>
+        <w:rPr>
+          <w:sz w:val="24"/>
+        </w:rPr>
+      </w:pPr>
+      <w:r>
+        <w:rPr>
+          <w:sz w:val="24"/>
+        </w:rPr>
         <w:t>We now need to add a custom header to prevent users from circumventing the CloudFront distribution and connecting via the Load Balancer.</w:t>
       </w:r>
       <w:r>
         <w:rPr>
           <w:rFonts w:ascii="Calibri" w:eastAsia="Calibri" w:hAnsi="Calibri" w:cs="Calibri"/>
+          <w:sz w:val="24"/>
         </w:rPr>
         <w:t xml:space="preserve"> </w:t>
       </w:r>
@@ -3581,13 +4103,20 @@
         </w:numPr>
         <w:spacing w:after="45"/>
         <w:ind w:hanging="360"/>
-      </w:pPr>
-      <w:r>
+        <w:rPr>
+          <w:sz w:val="24"/>
+        </w:rPr>
+      </w:pPr>
+      <w:r>
+        <w:rPr>
+          <w:sz w:val="24"/>
+        </w:rPr>
         <w:t>Go the CloudFront console and click on the distribution we just created. Under origins, select the origin and click Edit.</w:t>
       </w:r>
       <w:r>
         <w:rPr>
           <w:rFonts w:ascii="Calibri" w:eastAsia="Calibri" w:hAnsi="Calibri" w:cs="Calibri"/>
+          <w:sz w:val="24"/>
         </w:rPr>
         <w:t xml:space="preserve"> </w:t>
       </w:r>
@@ -3599,16 +4128,44 @@
           <w:numId w:val="12"/>
         </w:numPr>
         <w:ind w:hanging="360"/>
-      </w:pPr>
-      <w:r>
-        <w:t>Add the following value for the header name, and for the value add ‘value-XXXXXX’ with the Xs representing random numbers. Then copy this value, we will be using it shortly.</w:t>
+        <w:rPr>
+          <w:sz w:val="24"/>
+        </w:rPr>
+      </w:pPr>
+      <w:r>
+        <w:rPr>
+          <w:sz w:val="24"/>
+        </w:rPr>
+        <w:t xml:space="preserve">Add the following value for the header name, and for the value add ‘value-XXXXXX’ with the </w:t>
+      </w:r>
+      <w:proofErr w:type="spellStart"/>
+      <w:r>
+        <w:rPr>
+          <w:sz w:val="24"/>
+        </w:rPr>
+        <w:t>Xs</w:t>
+      </w:r>
+      <w:proofErr w:type="spellEnd"/>
+      <w:r>
+        <w:rPr>
+          <w:sz w:val="24"/>
+        </w:rPr>
+        <w:t xml:space="preserve"> representing random numbers. Then copy this value, we will be using it shortly.</w:t>
       </w:r>
       <w:r>
         <w:rPr>
           <w:rFonts w:ascii="Calibri" w:eastAsia="Calibri" w:hAnsi="Calibri" w:cs="Calibri"/>
-        </w:rPr>
-        <w:t xml:space="preserve"> </w:t>
-      </w:r>
+          <w:sz w:val="24"/>
+        </w:rPr>
+        <w:t xml:space="preserve"> </w:t>
+      </w:r>
+    </w:p>
+    <w:p>
+      <w:pPr>
+        <w:rPr>
+          <w:sz w:val="24"/>
+        </w:rPr>
+      </w:pPr>
     </w:p>
     <w:p>
       <w:pPr>
@@ -3660,20 +4217,47 @@
     </w:p>
     <w:p>
       <w:pPr>
+        <w:spacing w:after="0" w:line="259" w:lineRule="auto"/>
+        <w:ind w:left="0" w:right="1407" w:firstLine="0"/>
+        <w:jc w:val="right"/>
+      </w:pPr>
+    </w:p>
+    <w:p>
+      <w:pPr>
         <w:numPr>
           <w:ilvl w:val="0"/>
           <w:numId w:val="12"/>
         </w:numPr>
         <w:spacing w:after="33"/>
         <w:ind w:hanging="360"/>
-      </w:pPr>
-      <w:r>
-        <w:lastRenderedPageBreak/>
-        <w:t>Click save changes and head over to the Load Balancer, go to Listeners. Select the listener, and from ‘Actions’ click ‘Manage rules’.</w:t>
+        <w:rPr>
+          <w:sz w:val="24"/>
+        </w:rPr>
+      </w:pPr>
+      <w:r>
+        <w:rPr>
+          <w:sz w:val="24"/>
+        </w:rPr>
+        <w:t xml:space="preserve">Click save changes and head over to the Load Balancer, go to Listeners. Select the listener, and from ‘Actions’ click ‘Manage </w:t>
+      </w:r>
+      <w:proofErr w:type="gramStart"/>
+      <w:r>
+        <w:rPr>
+          <w:sz w:val="24"/>
+        </w:rPr>
+        <w:t>rules’</w:t>
+      </w:r>
+      <w:proofErr w:type="gramEnd"/>
+      <w:r>
+        <w:rPr>
+          <w:sz w:val="24"/>
+        </w:rPr>
+        <w:t>.</w:t>
       </w:r>
       <w:r>
         <w:rPr>
           <w:rFonts w:ascii="Calibri" w:eastAsia="Calibri" w:hAnsi="Calibri" w:cs="Calibri"/>
+          <w:sz w:val="24"/>
         </w:rPr>
         <w:t xml:space="preserve"> </w:t>
       </w:r>
@@ -3685,13 +4269,20 @@
           <w:numId w:val="12"/>
         </w:numPr>
         <w:ind w:hanging="360"/>
-      </w:pPr>
-      <w:r>
+        <w:rPr>
+          <w:sz w:val="24"/>
+        </w:rPr>
+      </w:pPr>
+      <w:r>
+        <w:rPr>
+          <w:sz w:val="24"/>
+        </w:rPr>
         <w:t>Add the following rule with the plus icon in the top left corner:</w:t>
       </w:r>
       <w:r>
         <w:rPr>
           <w:rFonts w:ascii="Calibri" w:eastAsia="Calibri" w:hAnsi="Calibri" w:cs="Calibri"/>
+          <w:sz w:val="24"/>
         </w:rPr>
         <w:t xml:space="preserve"> </w:t>
       </w:r>
@@ -3760,16 +4351,30 @@
           <w:numId w:val="12"/>
         </w:numPr>
         <w:ind w:hanging="360"/>
-      </w:pPr>
-      <w:r>
+        <w:rPr>
+          <w:sz w:val="24"/>
+        </w:rPr>
+      </w:pPr>
+      <w:r>
+        <w:rPr>
+          <w:sz w:val="24"/>
+        </w:rPr>
         <w:t>Then, modify the last rule; remove the forwarding to TG1 and select to ‘Return a fixed response’. Enter ‘Access denied!’ in the response body.</w:t>
       </w:r>
       <w:r>
         <w:rPr>
           <w:rFonts w:ascii="Calibri" w:eastAsia="Calibri" w:hAnsi="Calibri" w:cs="Calibri"/>
-        </w:rPr>
-        <w:t xml:space="preserve"> </w:t>
-      </w:r>
+          <w:sz w:val="24"/>
+        </w:rPr>
+        <w:t xml:space="preserve"> </w:t>
+      </w:r>
+    </w:p>
+    <w:p>
+      <w:pPr>
+        <w:rPr>
+          <w:sz w:val="24"/>
+        </w:rPr>
+      </w:pPr>
     </w:p>
     <w:p>
       <w:pPr>
@@ -3821,20 +4426,34 @@
     </w:p>
     <w:p>
       <w:pPr>
+        <w:spacing w:after="0" w:line="259" w:lineRule="auto"/>
+        <w:ind w:left="0" w:right="734" w:firstLine="0"/>
+        <w:jc w:val="center"/>
+      </w:pPr>
+    </w:p>
+    <w:p>
+      <w:pPr>
         <w:numPr>
           <w:ilvl w:val="0"/>
           <w:numId w:val="12"/>
         </w:numPr>
         <w:spacing w:after="202"/>
         <w:ind w:hanging="360"/>
-      </w:pPr>
-      <w:r>
+        <w:rPr>
+          <w:sz w:val="24"/>
+        </w:rPr>
+      </w:pPr>
+      <w:r>
+        <w:rPr>
+          <w:sz w:val="24"/>
+        </w:rPr>
         <w:t>If we then try to connect via the Load balancer directly (</w:t>
       </w:r>
       <w:hyperlink r:id="rId36">
         <w:r>
           <w:rPr>
             <w:color w:val="0000FF"/>
+            <w:sz w:val="24"/>
             <w:u w:val="single" w:color="0000FF"/>
           </w:rPr>
           <w:t>https://alb.dctcloudlabs.com</w:t>
@@ -3842,15 +4461,22 @@
       </w:hyperlink>
       <w:hyperlink r:id="rId37">
         <w:r>
+          <w:rPr>
+            <w:sz w:val="24"/>
+          </w:rPr>
           <w:t>)</w:t>
         </w:r>
       </w:hyperlink>
       <w:r>
+        <w:rPr>
+          <w:sz w:val="24"/>
+        </w:rPr>
         <w:t xml:space="preserve"> you will see the following message!</w:t>
       </w:r>
       <w:r>
         <w:rPr>
           <w:rFonts w:ascii="Calibri" w:eastAsia="Calibri" w:hAnsi="Calibri" w:cs="Calibri"/>
+          <w:sz w:val="24"/>
         </w:rPr>
         <w:t xml:space="preserve"> </w:t>
       </w:r>
@@ -3859,8 +4485,18 @@
       <w:pPr>
         <w:spacing w:after="214"/>
         <w:ind w:left="1131"/>
-      </w:pPr>
-      <w:r>
+        <w:rPr>
+          <w:b/>
+          <w:bCs/>
+          <w:sz w:val="24"/>
+        </w:rPr>
+      </w:pPr>
+      <w:r>
+        <w:rPr>
+          <w:b/>
+          <w:bCs/>
+          <w:sz w:val="24"/>
+        </w:rPr>
         <w:t xml:space="preserve">Access Denied! </w:t>
       </w:r>
     </w:p>
@@ -3872,13 +4508,20 @@
         </w:numPr>
         <w:spacing w:after="377"/>
         <w:ind w:hanging="360"/>
-      </w:pPr>
-      <w:r>
+        <w:rPr>
+          <w:sz w:val="24"/>
+        </w:rPr>
+      </w:pPr>
+      <w:r>
+        <w:rPr>
+          <w:sz w:val="24"/>
+        </w:rPr>
         <w:t>You should still be able to access the website via the CloudFront distribution using the root domain name, e.g. https://dctcloudlabs.com.</w:t>
       </w:r>
       <w:r>
         <w:rPr>
           <w:rFonts w:ascii="Calibri" w:eastAsia="Calibri" w:hAnsi="Calibri" w:cs="Calibri"/>
+          <w:sz w:val="24"/>
         </w:rPr>
         <w:t xml:space="preserve"> </w:t>
       </w:r>
@@ -3956,9 +4599,43 @@
           <w:numId w:val="13"/>
         </w:numPr>
         <w:ind w:hanging="360"/>
-      </w:pPr>
-      <w:r>
-        <w:t xml:space="preserve">Go to S3 and create a bucket named ‘my-logging-bucket-xxxxxx’ changing the Xs to a random string of numbers and letters. </w:t>
+        <w:rPr>
+          <w:sz w:val="24"/>
+        </w:rPr>
+      </w:pPr>
+      <w:r>
+        <w:rPr>
+          <w:sz w:val="24"/>
+        </w:rPr>
+        <w:t>Go to S3 and create a bucket named ‘my-logging-bucket-</w:t>
+      </w:r>
+      <w:proofErr w:type="spellStart"/>
+      <w:r>
+        <w:rPr>
+          <w:sz w:val="24"/>
+        </w:rPr>
+        <w:t>xxxxxx</w:t>
+      </w:r>
+      <w:proofErr w:type="spellEnd"/>
+      <w:r>
+        <w:rPr>
+          <w:sz w:val="24"/>
+        </w:rPr>
+        <w:t xml:space="preserve">’ changing the </w:t>
+      </w:r>
+      <w:proofErr w:type="spellStart"/>
+      <w:r>
+        <w:rPr>
+          <w:sz w:val="24"/>
+        </w:rPr>
+        <w:t>Xs</w:t>
+      </w:r>
+      <w:proofErr w:type="spellEnd"/>
+      <w:r>
+        <w:rPr>
+          <w:sz w:val="24"/>
+        </w:rPr>
+        <w:t xml:space="preserve"> to a random string of numbers and letters. </w:t>
       </w:r>
     </w:p>
     <w:p>
@@ -3968,24 +4645,59 @@
           <w:numId w:val="13"/>
         </w:numPr>
         <w:ind w:hanging="360"/>
-      </w:pPr>
-      <w:r>
-        <w:t xml:space="preserve">Add a bucket policy using the code in the alb-access-logging-policy.json file. You need to add your account number where it says ‘YOUR-ACCOUNT-ID’.  Do NOT edit the account number in the </w:t>
-      </w:r>
+        <w:rPr>
+          <w:sz w:val="24"/>
+        </w:rPr>
+      </w:pPr>
+      <w:r>
+        <w:rPr>
+          <w:sz w:val="24"/>
+        </w:rPr>
+        <w:lastRenderedPageBreak/>
+        <w:t xml:space="preserve">Add a bucket policy using the code in the </w:t>
+      </w:r>
+      <w:proofErr w:type="spellStart"/>
+      <w:r>
+        <w:rPr>
+          <w:sz w:val="24"/>
+        </w:rPr>
+        <w:t>alb</w:t>
+      </w:r>
+      <w:proofErr w:type="spellEnd"/>
+      <w:r>
+        <w:rPr>
+          <w:sz w:val="24"/>
+        </w:rPr>
+        <w:t>-access-logging-</w:t>
+      </w:r>
+      <w:proofErr w:type="spellStart"/>
+      <w:r>
+        <w:rPr>
+          <w:sz w:val="24"/>
+        </w:rPr>
+        <w:t>policy.json</w:t>
+      </w:r>
+      <w:proofErr w:type="spellEnd"/>
+      <w:r>
+        <w:rPr>
+          <w:sz w:val="24"/>
+        </w:rPr>
+        <w:t xml:space="preserve"> file. You need to add your account number where it says ‘YOUR-ACCOUNT-ID’.  Do NOT edit the account number in the </w:t>
+      </w:r>
+      <w:proofErr w:type="gramStart"/>
       <w:r>
         <w:rPr>
           <w:i/>
+          <w:sz w:val="24"/>
         </w:rPr>
         <w:t>Principal</w:t>
       </w:r>
-      <w:r>
-        <w:t xml:space="preserve"> section.</w:t>
-      </w:r>
-      <w:r>
-        <w:rPr>
-          <w:sz w:val="24"/>
-        </w:rPr>
-        <w:t xml:space="preserve"> </w:t>
+      <w:proofErr w:type="gramEnd"/>
+      <w:r>
+        <w:rPr>
+          <w:sz w:val="24"/>
+        </w:rPr>
+        <w:t xml:space="preserve"> section. </w:t>
       </w:r>
     </w:p>
     <w:p>
@@ -3995,15 +4707,29 @@
           <w:numId w:val="13"/>
         </w:numPr>
         <w:ind w:hanging="360"/>
-      </w:pPr>
-      <w:r>
-        <w:t>Go to your load balancer.  On the ‘Actions’ menu, click ‘Edit load balancer attributes’.</w:t>
-      </w:r>
-      <w:r>
-        <w:rPr>
-          <w:sz w:val="24"/>
-        </w:rPr>
-        <w:t xml:space="preserve"> </w:t>
+        <w:rPr>
+          <w:sz w:val="24"/>
+        </w:rPr>
+      </w:pPr>
+      <w:r>
+        <w:rPr>
+          <w:sz w:val="24"/>
+        </w:rPr>
+        <w:t xml:space="preserve">Go to your load balancer.  On the ‘Actions’ menu, click ‘Edit load balancer </w:t>
+      </w:r>
+      <w:proofErr w:type="gramStart"/>
+      <w:r>
+        <w:rPr>
+          <w:sz w:val="24"/>
+        </w:rPr>
+        <w:t>attributes’</w:t>
+      </w:r>
+      <w:proofErr w:type="gramEnd"/>
+      <w:r>
+        <w:rPr>
+          <w:sz w:val="24"/>
+        </w:rPr>
+        <w:t xml:space="preserve">. </w:t>
       </w:r>
     </w:p>
     <w:p>
@@ -4013,8 +4739,14 @@
           <w:numId w:val="13"/>
         </w:numPr>
         <w:ind w:hanging="360"/>
-      </w:pPr>
-      <w:r>
+        <w:rPr>
+          <w:sz w:val="24"/>
+        </w:rPr>
+      </w:pPr>
+      <w:r>
+        <w:rPr>
+          <w:sz w:val="24"/>
+        </w:rPr>
         <w:t xml:space="preserve">Flick the switch for ‘Access logs’ and then enter the URI of the bucket (or use the browse function). </w:t>
       </w:r>
     </w:p>
@@ -4025,9 +4757,14 @@
           <w:numId w:val="13"/>
         </w:numPr>
         <w:ind w:hanging="360"/>
-      </w:pPr>
-      <w:r>
-        <w:lastRenderedPageBreak/>
+        <w:rPr>
+          <w:sz w:val="24"/>
+        </w:rPr>
+      </w:pPr>
+      <w:r>
+        <w:rPr>
+          <w:sz w:val="24"/>
+        </w:rPr>
         <w:t xml:space="preserve">Go back to S3 and inspect the bucket that was created. You should soon see logs starting to populate and we can see that the permissions policy was created for us to allow this to happen.  </w:t>
       </w:r>
     </w:p>
@@ -4039,8 +4776,14 @@
         </w:numPr>
         <w:spacing w:after="40"/>
         <w:ind w:hanging="360"/>
-      </w:pPr>
-      <w:r>
+        <w:rPr>
+          <w:sz w:val="24"/>
+        </w:rPr>
+      </w:pPr>
+      <w:r>
+        <w:rPr>
+          <w:sz w:val="24"/>
+        </w:rPr>
         <w:t xml:space="preserve">We will now turn on logging for CloudFront. Go to your distribution and click ‘General’ and click ‘Edit’ in the ‘Settings’ section. Select the box for ‘Standard Logging’.  </w:t>
       </w:r>
     </w:p>
@@ -4052,9 +4795,29 @@
         </w:numPr>
         <w:spacing w:after="204"/>
         <w:ind w:hanging="360"/>
-      </w:pPr>
-      <w:r>
-        <w:t xml:space="preserve">Enter the bucket which we created for logging purposes and enter the prefix ‘cloudfront’. </w:t>
+        <w:rPr>
+          <w:sz w:val="24"/>
+        </w:rPr>
+      </w:pPr>
+      <w:r>
+        <w:rPr>
+          <w:sz w:val="24"/>
+        </w:rPr>
+        <w:t>Enter the bucket which we created for logging purposes and enter the prefix ‘</w:t>
+      </w:r>
+      <w:proofErr w:type="spellStart"/>
+      <w:r>
+        <w:rPr>
+          <w:sz w:val="24"/>
+        </w:rPr>
+        <w:t>cloudfront</w:t>
+      </w:r>
+      <w:proofErr w:type="spellEnd"/>
+      <w:r>
+        <w:rPr>
+          <w:sz w:val="24"/>
+        </w:rPr>
+        <w:t xml:space="preserve">’. </w:t>
       </w:r>
     </w:p>
     <w:p>
@@ -4077,9 +4840,9 @@
           <w:noProof/>
         </w:rPr>
         <w:drawing>
-          <wp:inline distT="0" distB="0" distL="0" distR="0" wp14:anchorId="01BE1D43" wp14:editId="75753F3F">
-            <wp:extent cx="4202430" cy="1923415"/>
-            <wp:effectExtent l="0" t="0" r="0" b="0"/>
+          <wp:inline distT="0" distB="0" distL="0" distR="0" wp14:anchorId="01BE1D43" wp14:editId="7F9D8BC6">
+            <wp:extent cx="4839419" cy="2665562"/>
+            <wp:effectExtent l="0" t="0" r="0" b="1905"/>
             <wp:docPr id="1434" name="Picture 1434"/>
             <wp:cNvGraphicFramePr/>
             <a:graphic xmlns:a="http://schemas.openxmlformats.org/drawingml/2006/main">
@@ -4098,7 +4861,7 @@
                   <pic:spPr>
                     <a:xfrm>
                       <a:off x="0" y="0"/>
-                      <a:ext cx="4202430" cy="1923415"/>
+                      <a:ext cx="4859920" cy="2676854"/>
                     </a:xfrm>
                     <a:prstGeom prst="rect">
                       <a:avLst/>
@@ -4126,8 +4889,14 @@
         </w:numPr>
         <w:spacing w:after="208"/>
         <w:ind w:hanging="360"/>
-      </w:pPr>
-      <w:r>
+        <w:rPr>
+          <w:sz w:val="24"/>
+        </w:rPr>
+      </w:pPr>
+      <w:r>
+        <w:rPr>
+          <w:sz w:val="24"/>
+        </w:rPr>
         <w:t xml:space="preserve">Click ‘Enable ACLs’ if prompted to do so. Click ‘Save’.  </w:t>
       </w:r>
     </w:p>
@@ -4207,8 +4976,14 @@
           <w:numId w:val="14"/>
         </w:numPr>
         <w:ind w:hanging="360"/>
-      </w:pPr>
-      <w:r>
+        <w:rPr>
+          <w:sz w:val="24"/>
+        </w:rPr>
+      </w:pPr>
+      <w:r>
+        <w:rPr>
+          <w:sz w:val="24"/>
+        </w:rPr>
         <w:t xml:space="preserve">We will set up the automation rule which will require a role that can be assumed by AWS Systems Manager. The role should have the ‘AmazonS3FullAccess’ permissions policy attached.  </w:t>
       </w:r>
     </w:p>
@@ -4220,16 +4995,28 @@
         </w:numPr>
         <w:spacing w:after="51"/>
         <w:ind w:hanging="360"/>
-      </w:pPr>
-      <w:r>
+        <w:rPr>
+          <w:sz w:val="24"/>
+        </w:rPr>
+      </w:pPr>
+      <w:r>
+        <w:rPr>
+          <w:sz w:val="24"/>
+        </w:rPr>
         <w:t xml:space="preserve">We need to go to the AWS IAM console and create a role with the AWS Managed policy </w:t>
       </w:r>
     </w:p>
     <w:p>
       <w:pPr>
         <w:ind w:left="1506"/>
-      </w:pPr>
-      <w:r>
+        <w:rPr>
+          <w:sz w:val="24"/>
+        </w:rPr>
+      </w:pPr>
+      <w:r>
+        <w:rPr>
+          <w:sz w:val="24"/>
+        </w:rPr>
         <w:t xml:space="preserve">‘AmazonS3FullAccess’. </w:t>
       </w:r>
     </w:p>
@@ -4240,8 +5027,14 @@
           <w:numId w:val="14"/>
         </w:numPr>
         <w:ind w:hanging="360"/>
-      </w:pPr>
-      <w:r>
+        <w:rPr>
+          <w:sz w:val="24"/>
+        </w:rPr>
+      </w:pPr>
+      <w:r>
+        <w:rPr>
+          <w:sz w:val="24"/>
+        </w:rPr>
         <w:t xml:space="preserve">In the navigation pane, choose "Roles", then "Create role". </w:t>
       </w:r>
     </w:p>
@@ -4252,8 +5045,15 @@
           <w:numId w:val="14"/>
         </w:numPr>
         <w:ind w:hanging="360"/>
-      </w:pPr>
-      <w:r>
+        <w:rPr>
+          <w:sz w:val="24"/>
+        </w:rPr>
+      </w:pPr>
+      <w:r>
+        <w:rPr>
+          <w:sz w:val="24"/>
+        </w:rPr>
+        <w:lastRenderedPageBreak/>
         <w:t xml:space="preserve">On the "Select type of trusted entity" page, choose "AWS service" as the trusted entity, and select "Systems Manager" from the list of services. </w:t>
       </w:r>
     </w:p>
@@ -4264,8 +5064,14 @@
           <w:numId w:val="14"/>
         </w:numPr>
         <w:ind w:hanging="360"/>
-      </w:pPr>
-      <w:r>
+        <w:rPr>
+          <w:sz w:val="24"/>
+        </w:rPr>
+      </w:pPr>
+      <w:r>
+        <w:rPr>
+          <w:sz w:val="24"/>
+        </w:rPr>
         <w:t xml:space="preserve">On the "Attach permissions policies" page, search for and select the "AmazonS3FullAccess" managed policy. </w:t>
       </w:r>
     </w:p>
@@ -4276,9 +5082,29 @@
           <w:numId w:val="14"/>
         </w:numPr>
         <w:ind w:hanging="360"/>
-      </w:pPr>
-      <w:r>
-        <w:t xml:space="preserve">Call it ‘AutomationAssumeRole’, review the role, and then click "Create role" to create the role.  Save the ARN for this role. </w:t>
+        <w:rPr>
+          <w:sz w:val="24"/>
+        </w:rPr>
+      </w:pPr>
+      <w:r>
+        <w:rPr>
+          <w:sz w:val="24"/>
+        </w:rPr>
+        <w:t>Call it ‘</w:t>
+      </w:r>
+      <w:proofErr w:type="spellStart"/>
+      <w:r>
+        <w:rPr>
+          <w:sz w:val="24"/>
+        </w:rPr>
+        <w:t>AutomationAssumeRole</w:t>
+      </w:r>
+      <w:proofErr w:type="spellEnd"/>
+      <w:r>
+        <w:rPr>
+          <w:sz w:val="24"/>
+        </w:rPr>
+        <w:t xml:space="preserve">’, review the role, and then click "Create role" to create the role.  Save the ARN for this role. </w:t>
       </w:r>
     </w:p>
     <w:p>
@@ -4289,8 +5115,14 @@
         </w:numPr>
         <w:spacing w:after="46"/>
         <w:ind w:hanging="360"/>
-      </w:pPr>
-      <w:r>
+        <w:rPr>
+          <w:sz w:val="24"/>
+        </w:rPr>
+      </w:pPr>
+      <w:r>
+        <w:rPr>
+          <w:sz w:val="24"/>
+        </w:rPr>
         <w:t xml:space="preserve">Head over to the AWS Config console and click ‘Get started’. </w:t>
       </w:r>
     </w:p>
@@ -4301,15 +5133,15 @@
           <w:numId w:val="14"/>
         </w:numPr>
         <w:ind w:hanging="360"/>
-      </w:pPr>
-      <w:r>
-        <w:t xml:space="preserve">We need to setup AWS Config First in the config console first. </w:t>
-      </w:r>
-      <w:r>
-        <w:rPr>
-          <w:sz w:val="24"/>
-        </w:rPr>
-        <w:t xml:space="preserve"> </w:t>
+        <w:rPr>
+          <w:sz w:val="24"/>
+        </w:rPr>
+      </w:pPr>
+      <w:r>
+        <w:rPr>
+          <w:sz w:val="24"/>
+        </w:rPr>
+        <w:t xml:space="preserve">We need to setup AWS Config First in the config console first.  </w:t>
       </w:r>
     </w:p>
     <w:p>
@@ -4320,8 +5152,14 @@
         </w:numPr>
         <w:spacing w:after="227"/>
         <w:ind w:hanging="360"/>
-      </w:pPr>
-      <w:r>
+        <w:rPr>
+          <w:sz w:val="24"/>
+        </w:rPr>
+      </w:pPr>
+      <w:r>
+        <w:rPr>
+          <w:sz w:val="24"/>
+        </w:rPr>
         <w:t xml:space="preserve">On the left-hand site of the console, under ‘Settings’, click ‘Edit’ (you may find these settings in the setup wizard) and for ‘Delivery method’ select the SNS Topic we created earlier.  </w:t>
       </w:r>
     </w:p>
@@ -4346,11 +5184,10 @@
         <w:rPr>
           <w:noProof/>
         </w:rPr>
-        <w:lastRenderedPageBreak/>
         <w:drawing>
-          <wp:inline distT="0" distB="0" distL="0" distR="0" wp14:anchorId="2E083EAA" wp14:editId="0D58C405">
-            <wp:extent cx="5731510" cy="1367790"/>
-            <wp:effectExtent l="0" t="0" r="0" b="0"/>
+          <wp:inline distT="0" distB="0" distL="0" distR="0" wp14:anchorId="2E083EAA" wp14:editId="01C25082">
+            <wp:extent cx="6349042" cy="1669715"/>
+            <wp:effectExtent l="0" t="0" r="0" b="6985"/>
             <wp:docPr id="1602" name="Picture 1602"/>
             <wp:cNvGraphicFramePr/>
             <a:graphic xmlns:a="http://schemas.openxmlformats.org/drawingml/2006/main">
@@ -4369,7 +5206,7 @@
                   <pic:spPr>
                     <a:xfrm>
                       <a:off x="0" y="0"/>
-                      <a:ext cx="5731510" cy="1367790"/>
+                      <a:ext cx="6374249" cy="1676344"/>
                     </a:xfrm>
                     <a:prstGeom prst="rect">
                       <a:avLst/>
@@ -4384,13 +5221,25 @@
     </w:p>
     <w:p>
       <w:pPr>
+        <w:spacing w:after="52" w:line="259" w:lineRule="auto"/>
+        <w:ind w:left="563" w:firstLine="0"/>
+      </w:pPr>
+    </w:p>
+    <w:p>
+      <w:pPr>
         <w:numPr>
           <w:ilvl w:val="0"/>
           <w:numId w:val="14"/>
         </w:numPr>
         <w:ind w:hanging="360"/>
-      </w:pPr>
-      <w:r>
+        <w:rPr>
+          <w:sz w:val="24"/>
+        </w:rPr>
+      </w:pPr>
+      <w:r>
+        <w:rPr>
+          <w:sz w:val="24"/>
+        </w:rPr>
         <w:t xml:space="preserve">For ‘Amazon S3 bucket’ select ‘Create a bucket’ and accept the default name. Save the configuration settings. </w:t>
       </w:r>
     </w:p>
@@ -4402,8 +5251,14 @@
         </w:numPr>
         <w:spacing w:after="32"/>
         <w:ind w:hanging="360"/>
-      </w:pPr>
-      <w:r>
+        <w:rPr>
+          <w:sz w:val="24"/>
+        </w:rPr>
+      </w:pPr>
+      <w:r>
+        <w:rPr>
+          <w:sz w:val="24"/>
+        </w:rPr>
         <w:t xml:space="preserve">Now we will click on rules and add a rule.  </w:t>
       </w:r>
     </w:p>
@@ -4415,8 +5270,14 @@
         </w:numPr>
         <w:spacing w:after="38"/>
         <w:ind w:hanging="360"/>
-      </w:pPr>
-      <w:r>
+        <w:rPr>
+          <w:sz w:val="24"/>
+        </w:rPr>
+      </w:pPr>
+      <w:r>
+        <w:rPr>
+          <w:sz w:val="24"/>
+        </w:rPr>
         <w:t xml:space="preserve">Choose ‘s3-bucket-versioning-enabled’ and click next, next again then add the rule. </w:t>
       </w:r>
     </w:p>
@@ -4427,9 +5288,29 @@
           <w:numId w:val="14"/>
         </w:numPr>
         <w:ind w:hanging="360"/>
-      </w:pPr>
-      <w:r>
-        <w:t xml:space="preserve">Add another rule called ‘elb-logging-enabled’ and click next, next again then add the rule. </w:t>
+        <w:rPr>
+          <w:sz w:val="24"/>
+        </w:rPr>
+      </w:pPr>
+      <w:r>
+        <w:rPr>
+          <w:sz w:val="24"/>
+        </w:rPr>
+        <w:t>Add another rule called ‘</w:t>
+      </w:r>
+      <w:proofErr w:type="spellStart"/>
+      <w:r>
+        <w:rPr>
+          <w:sz w:val="24"/>
+        </w:rPr>
+        <w:t>elb</w:t>
+      </w:r>
+      <w:proofErr w:type="spellEnd"/>
+      <w:r>
+        <w:rPr>
+          <w:sz w:val="24"/>
+        </w:rPr>
+        <w:t xml:space="preserve">-logging-enabled’ and click next, next again then add the rule. </w:t>
       </w:r>
     </w:p>
     <w:p>
@@ -4439,8 +5320,14 @@
           <w:numId w:val="14"/>
         </w:numPr>
         <w:ind w:hanging="360"/>
-      </w:pPr>
-      <w:r>
+        <w:rPr>
+          <w:sz w:val="24"/>
+        </w:rPr>
+      </w:pPr>
+      <w:r>
+        <w:rPr>
+          <w:sz w:val="24"/>
+        </w:rPr>
         <w:t xml:space="preserve">We should then see the rules, and we should soon see that we have some non-compliant resources. </w:t>
       </w:r>
     </w:p>
@@ -4451,8 +5338,14 @@
           <w:numId w:val="14"/>
         </w:numPr>
         <w:ind w:hanging="360"/>
-      </w:pPr>
-      <w:r>
+        <w:rPr>
+          <w:sz w:val="24"/>
+        </w:rPr>
+      </w:pPr>
+      <w:r>
+        <w:rPr>
+          <w:sz w:val="24"/>
+        </w:rPr>
         <w:t xml:space="preserve">For the S3 versioning rule click ‘Actions’ and ‘manage remediation’.  </w:t>
       </w:r>
     </w:p>
@@ -4464,8 +5357,14 @@
         </w:numPr>
         <w:spacing w:after="43"/>
         <w:ind w:hanging="360"/>
-      </w:pPr>
-      <w:r>
+        <w:rPr>
+          <w:sz w:val="24"/>
+        </w:rPr>
+      </w:pPr>
+      <w:r>
+        <w:rPr>
+          <w:sz w:val="24"/>
+        </w:rPr>
         <w:t xml:space="preserve">Choose automatic remediation and choose the ‘AWS-ConfigureS3BucketVersioning’ remediation action. </w:t>
       </w:r>
     </w:p>
@@ -4476,9 +5375,57 @@
           <w:numId w:val="14"/>
         </w:numPr>
         <w:ind w:hanging="360"/>
-      </w:pPr>
-      <w:r>
-        <w:t xml:space="preserve">Choose “BucketName’ for the resource ID parameter and enter the ARN of the role you created under ‘Parameters &gt; AutomationAssumeRole’. For ‘VersioningState’, enter ‘Enabled’. You can then save changes and run a test on a specific bucket. </w:t>
+        <w:rPr>
+          <w:sz w:val="24"/>
+        </w:rPr>
+      </w:pPr>
+      <w:r>
+        <w:rPr>
+          <w:sz w:val="24"/>
+        </w:rPr>
+        <w:t>Choose “</w:t>
+      </w:r>
+      <w:proofErr w:type="spellStart"/>
+      <w:r>
+        <w:rPr>
+          <w:sz w:val="24"/>
+        </w:rPr>
+        <w:t>BucketName</w:t>
+      </w:r>
+      <w:proofErr w:type="spellEnd"/>
+      <w:r>
+        <w:rPr>
+          <w:sz w:val="24"/>
+        </w:rPr>
+        <w:t xml:space="preserve">’ for the resource ID parameter and enter the ARN of the role you created under ‘Parameters &gt; </w:t>
+      </w:r>
+      <w:proofErr w:type="spellStart"/>
+      <w:r>
+        <w:rPr>
+          <w:sz w:val="24"/>
+        </w:rPr>
+        <w:t>AutomationAssumeRole</w:t>
+      </w:r>
+      <w:proofErr w:type="spellEnd"/>
+      <w:r>
+        <w:rPr>
+          <w:sz w:val="24"/>
+        </w:rPr>
+        <w:t>’. For ‘</w:t>
+      </w:r>
+      <w:proofErr w:type="spellStart"/>
+      <w:r>
+        <w:rPr>
+          <w:sz w:val="24"/>
+        </w:rPr>
+        <w:t>VersioningState</w:t>
+      </w:r>
+      <w:proofErr w:type="spellEnd"/>
+      <w:r>
+        <w:rPr>
+          <w:sz w:val="24"/>
+        </w:rPr>
+        <w:t xml:space="preserve">’, enter ‘Enabled’. You can then save changes and run a test on a specific bucket. </w:t>
       </w:r>
     </w:p>
     <w:p>
@@ -4553,6 +5500,7 @@
         <w:ind w:left="1146"/>
       </w:pPr>
       <w:r>
+        <w:lastRenderedPageBreak/>
         <w:t>Task 2 – Check the instances are present in Systems Manager and Amazon Inspector</w:t>
       </w:r>
       <w:r>
@@ -4574,8 +5522,14 @@
     <w:p>
       <w:pPr>
         <w:ind w:left="1451"/>
-      </w:pPr>
-      <w:r>
+        <w:rPr>
+          <w:sz w:val="24"/>
+        </w:rPr>
+      </w:pPr>
+      <w:r>
+        <w:rPr>
+          <w:sz w:val="24"/>
+        </w:rPr>
         <w:t xml:space="preserve">Head over to the AWS Systems Manager console, and click on ‘Fleet Manager’ to confirm the instances are there: </w:t>
       </w:r>
     </w:p>
@@ -4648,14 +5602,23 @@
         </w:numPr>
         <w:spacing w:after="1" w:line="309" w:lineRule="auto"/>
         <w:ind w:hanging="360"/>
-      </w:pPr>
-      <w:r>
+        <w:rPr>
+          <w:sz w:val="24"/>
+        </w:rPr>
+      </w:pPr>
+      <w:r>
+        <w:rPr>
+          <w:sz w:val="24"/>
+        </w:rPr>
         <w:t xml:space="preserve">Go to ‘Run command’ and click ‘Run a command’. </w:t>
       </w:r>
     </w:p>
     <w:p>
       <w:pPr>
         <w:ind w:left="1481" w:firstLine="0"/>
+        <w:rPr>
+          <w:sz w:val="24"/>
+        </w:rPr>
       </w:pPr>
     </w:p>
     <w:p>
@@ -4665,8 +5628,14 @@
           <w:numId w:val="15"/>
         </w:numPr>
         <w:ind w:hanging="360"/>
-      </w:pPr>
-      <w:r>
+        <w:rPr>
+          <w:sz w:val="24"/>
+        </w:rPr>
+      </w:pPr>
+      <w:r>
+        <w:rPr>
+          <w:sz w:val="24"/>
+        </w:rPr>
         <w:t xml:space="preserve">Search for ‘inspector’ in the search box and choose the following option: </w:t>
       </w:r>
     </w:p>
@@ -4674,29 +5643,52 @@
       <w:pPr>
         <w:spacing w:after="0" w:line="259" w:lineRule="auto"/>
         <w:ind w:left="1496" w:firstLine="0"/>
-      </w:pPr>
-      <w:r>
+        <w:rPr>
+          <w:sz w:val="24"/>
+        </w:rPr>
+      </w:pPr>
+      <w:r>
+        <w:rPr>
+          <w:sz w:val="24"/>
+        </w:rPr>
         <w:t xml:space="preserve"> </w:t>
       </w:r>
     </w:p>
     <w:p>
       <w:pPr>
         <w:ind w:left="1506"/>
-      </w:pPr>
-      <w:r>
-        <w:t xml:space="preserve">AmazonInspector-ManageAWSAgent </w:t>
+        <w:rPr>
+          <w:sz w:val="24"/>
+        </w:rPr>
+      </w:pPr>
+      <w:proofErr w:type="spellStart"/>
+      <w:r>
+        <w:rPr>
+          <w:sz w:val="24"/>
+        </w:rPr>
+        <w:t>AmazonInspector-ManageAWSAgent</w:t>
+      </w:r>
+      <w:proofErr w:type="spellEnd"/>
+      <w:r>
+        <w:rPr>
+          <w:sz w:val="24"/>
+        </w:rPr>
+        <w:t xml:space="preserve"> </w:t>
       </w:r>
     </w:p>
     <w:p>
       <w:pPr>
         <w:spacing w:after="53" w:line="259" w:lineRule="auto"/>
         <w:ind w:left="1496" w:firstLine="0"/>
+        <w:rPr>
+          <w:sz w:val="24"/>
+        </w:rPr>
       </w:pPr>
       <w:r>
         <w:rPr>
           <w:rFonts w:ascii="Calibri" w:eastAsia="Calibri" w:hAnsi="Calibri" w:cs="Calibri"/>
-        </w:rPr>
-        <w:lastRenderedPageBreak/>
+          <w:sz w:val="24"/>
+        </w:rPr>
         <w:t xml:space="preserve"> </w:t>
       </w:r>
     </w:p>
@@ -4707,8 +5699,14 @@
           <w:numId w:val="15"/>
         </w:numPr>
         <w:ind w:hanging="360"/>
-      </w:pPr>
-      <w:r>
+        <w:rPr>
+          <w:sz w:val="24"/>
+        </w:rPr>
+      </w:pPr>
+      <w:r>
+        <w:rPr>
+          <w:sz w:val="24"/>
+        </w:rPr>
         <w:t xml:space="preserve">Scroll down and select both instances manually, deselect writing the output, and click ‘Run’.  </w:t>
       </w:r>
     </w:p>
@@ -4719,8 +5717,14 @@
           <w:numId w:val="15"/>
         </w:numPr>
         <w:ind w:hanging="360"/>
-      </w:pPr>
-      <w:r>
+        <w:rPr>
+          <w:sz w:val="24"/>
+        </w:rPr>
+      </w:pPr>
+      <w:r>
+        <w:rPr>
+          <w:sz w:val="24"/>
+        </w:rPr>
         <w:t xml:space="preserve">You can then click the instance-id to view the results of the command.  </w:t>
       </w:r>
     </w:p>
@@ -4732,8 +5736,14 @@
         </w:numPr>
         <w:spacing w:after="386"/>
         <w:ind w:hanging="360"/>
-      </w:pPr>
-      <w:r>
+        <w:rPr>
+          <w:sz w:val="24"/>
+        </w:rPr>
+      </w:pPr>
+      <w:r>
+        <w:rPr>
+          <w:sz w:val="24"/>
+        </w:rPr>
         <w:t xml:space="preserve">Head to Amazon Inspector and view the results through inspector. </w:t>
       </w:r>
     </w:p>
@@ -4784,9 +5794,21 @@
           <w:numId w:val="16"/>
         </w:numPr>
         <w:ind w:hanging="360"/>
-      </w:pPr>
-      <w:r>
-        <w:t xml:space="preserve">Head over to the AWS WAF console and click ‘Create web ACL’. </w:t>
+        <w:rPr>
+          <w:sz w:val="24"/>
+        </w:rPr>
+      </w:pPr>
+      <w:r>
+        <w:rPr>
+          <w:sz w:val="24"/>
+        </w:rPr>
+        <w:t>Go</w:t>
+      </w:r>
+      <w:r>
+        <w:rPr>
+          <w:sz w:val="24"/>
+        </w:rPr>
+        <w:t xml:space="preserve"> over to the AWS WAF console and click ‘Create web ACL’. </w:t>
       </w:r>
     </w:p>
     <w:p>
@@ -4796,9 +5818,29 @@
           <w:numId w:val="16"/>
         </w:numPr>
         <w:ind w:hanging="360"/>
-      </w:pPr>
-      <w:r>
-        <w:t xml:space="preserve">Under resource type, change to ‘CloudFront distributions’ and call it ‘MyWebACL’. </w:t>
+        <w:rPr>
+          <w:sz w:val="24"/>
+        </w:rPr>
+      </w:pPr>
+      <w:r>
+        <w:rPr>
+          <w:sz w:val="24"/>
+        </w:rPr>
+        <w:t>Under resource type, change to ‘CloudFront distributions’ and call it ‘</w:t>
+      </w:r>
+      <w:proofErr w:type="spellStart"/>
+      <w:r>
+        <w:rPr>
+          <w:sz w:val="24"/>
+        </w:rPr>
+        <w:t>MyWebACL</w:t>
+      </w:r>
+      <w:proofErr w:type="spellEnd"/>
+      <w:r>
+        <w:rPr>
+          <w:sz w:val="24"/>
+        </w:rPr>
+        <w:t xml:space="preserve">’. </w:t>
       </w:r>
     </w:p>
     <w:p>
@@ -4808,8 +5850,14 @@
           <w:numId w:val="16"/>
         </w:numPr>
         <w:ind w:hanging="360"/>
-      </w:pPr>
-      <w:r>
+        <w:rPr>
+          <w:sz w:val="24"/>
+        </w:rPr>
+      </w:pPr>
+      <w:r>
+        <w:rPr>
+          <w:sz w:val="24"/>
+        </w:rPr>
         <w:t xml:space="preserve">Select ‘Add AWS resources’ and add the CloudFront distribution: </w:t>
       </w:r>
     </w:p>
@@ -4874,8 +5922,14 @@
         </w:numPr>
         <w:spacing w:after="29"/>
         <w:ind w:hanging="360"/>
-      </w:pPr>
-      <w:r>
+        <w:rPr>
+          <w:sz w:val="24"/>
+        </w:rPr>
+      </w:pPr>
+      <w:r>
+        <w:rPr>
+          <w:sz w:val="24"/>
+        </w:rPr>
         <w:t xml:space="preserve">Under rules click ‘Add my own rules and rule groups’ and call the first rule ‘Rate100’ and under ‘Type’ choose a rate-based rule. </w:t>
       </w:r>
     </w:p>
@@ -4886,8 +5940,14 @@
           <w:numId w:val="16"/>
         </w:numPr>
         <w:ind w:hanging="360"/>
-      </w:pPr>
-      <w:r>
+        <w:rPr>
+          <w:sz w:val="24"/>
+        </w:rPr>
+      </w:pPr>
+      <w:r>
+        <w:rPr>
+          <w:sz w:val="24"/>
+        </w:rPr>
         <w:t xml:space="preserve">Choose 100 for the rate limit and add the rule. Complete the creation of the Web ACL. </w:t>
       </w:r>
     </w:p>
@@ -4899,9 +5959,30 @@
         </w:numPr>
         <w:spacing w:after="196"/>
         <w:ind w:hanging="360"/>
-      </w:pPr>
-      <w:r>
-        <w:t xml:space="preserve">If you then try to access the CloudFront distribution and refresh your browser more than 100 times on the webpage, you will get an error message and it will stop working. Use the command in the aws-cli-commands.md file to run the refresh automatically using CloudShell. </w:t>
+        <w:rPr>
+          <w:sz w:val="24"/>
+        </w:rPr>
+      </w:pPr>
+      <w:r>
+        <w:rPr>
+          <w:sz w:val="24"/>
+        </w:rPr>
+        <w:lastRenderedPageBreak/>
+        <w:t xml:space="preserve">If you then try to access the CloudFront distribution and refresh your browser more than 100 times on the webpage, you will get an error message and it will stop working. Use the command in the aws-cli-commands.md file to run the refresh automatically using </w:t>
+      </w:r>
+      <w:proofErr w:type="spellStart"/>
+      <w:r>
+        <w:rPr>
+          <w:sz w:val="24"/>
+        </w:rPr>
+        <w:t>CloudShell</w:t>
+      </w:r>
+      <w:proofErr w:type="spellEnd"/>
+      <w:r>
+        <w:rPr>
+          <w:sz w:val="24"/>
+        </w:rPr>
+        <w:t xml:space="preserve">. </w:t>
       </w:r>
     </w:p>
     <w:p>
@@ -4959,8 +6040,14 @@
           <w:numId w:val="16"/>
         </w:numPr>
         <w:ind w:hanging="360"/>
-      </w:pPr>
-      <w:r>
+        <w:rPr>
+          <w:sz w:val="24"/>
+        </w:rPr>
+      </w:pPr>
+      <w:r>
+        <w:rPr>
+          <w:sz w:val="24"/>
+        </w:rPr>
         <w:t xml:space="preserve">Lastly, go back and check the Amazon Inspector console and AWS Config to see the security findings.  </w:t>
       </w:r>
     </w:p>
@@ -4968,16 +6055,32 @@
       <w:pPr>
         <w:spacing w:after="55" w:line="259" w:lineRule="auto"/>
         <w:ind w:left="0" w:firstLine="0"/>
-      </w:pPr>
-      <w:r>
+        <w:rPr>
+          <w:sz w:val="24"/>
+        </w:rPr>
+      </w:pPr>
+      <w:r>
+        <w:rPr>
+          <w:sz w:val="24"/>
+        </w:rPr>
         <w:t xml:space="preserve"> </w:t>
       </w:r>
     </w:p>
     <w:p>
       <w:pPr>
         <w:spacing w:after="88"/>
-      </w:pPr>
-      <w:r>
+        <w:rPr>
+          <w:b/>
+          <w:bCs/>
+          <w:sz w:val="24"/>
+        </w:rPr>
+      </w:pPr>
+      <w:r>
+        <w:rPr>
+          <w:b/>
+          <w:bCs/>
+          <w:sz w:val="24"/>
+        </w:rPr>
         <w:t xml:space="preserve">Don’t forget to terminate/delete the following resources: </w:t>
       </w:r>
     </w:p>
@@ -4989,13 +6092,20 @@
         </w:numPr>
         <w:spacing w:after="40"/>
         <w:ind w:hanging="360"/>
-      </w:pPr>
-      <w:r>
+        <w:rPr>
+          <w:sz w:val="24"/>
+        </w:rPr>
+      </w:pPr>
+      <w:r>
+        <w:rPr>
+          <w:sz w:val="24"/>
+        </w:rPr>
         <w:t>Application Load Balancer</w:t>
       </w:r>
       <w:r>
         <w:rPr>
           <w:rFonts w:ascii="Calibri" w:eastAsia="Calibri" w:hAnsi="Calibri" w:cs="Calibri"/>
+          <w:sz w:val="24"/>
         </w:rPr>
         <w:t xml:space="preserve"> </w:t>
       </w:r>
@@ -5008,13 +6118,20 @@
         </w:numPr>
         <w:spacing w:after="44"/>
         <w:ind w:hanging="360"/>
-      </w:pPr>
-      <w:r>
+        <w:rPr>
+          <w:sz w:val="24"/>
+        </w:rPr>
+      </w:pPr>
+      <w:r>
+        <w:rPr>
+          <w:sz w:val="24"/>
+        </w:rPr>
         <w:t>Auto Scaling group</w:t>
       </w:r>
       <w:r>
         <w:rPr>
           <w:rFonts w:ascii="Calibri" w:eastAsia="Calibri" w:hAnsi="Calibri" w:cs="Calibri"/>
+          <w:sz w:val="24"/>
         </w:rPr>
         <w:t xml:space="preserve"> </w:t>
       </w:r>
@@ -5027,13 +6144,20 @@
         </w:numPr>
         <w:spacing w:after="46"/>
         <w:ind w:hanging="360"/>
-      </w:pPr>
-      <w:r>
+        <w:rPr>
+          <w:sz w:val="24"/>
+        </w:rPr>
+      </w:pPr>
+      <w:r>
+        <w:rPr>
+          <w:sz w:val="24"/>
+        </w:rPr>
         <w:t>NAT Gateway</w:t>
       </w:r>
       <w:r>
         <w:rPr>
           <w:rFonts w:ascii="Calibri" w:eastAsia="Calibri" w:hAnsi="Calibri" w:cs="Calibri"/>
+          <w:sz w:val="24"/>
         </w:rPr>
         <w:t xml:space="preserve"> </w:t>
       </w:r>
@@ -5046,13 +6170,20 @@
         </w:numPr>
         <w:spacing w:after="39"/>
         <w:ind w:hanging="360"/>
-      </w:pPr>
-      <w:r>
+        <w:rPr>
+          <w:sz w:val="24"/>
+        </w:rPr>
+      </w:pPr>
+      <w:r>
+        <w:rPr>
+          <w:sz w:val="24"/>
+        </w:rPr>
         <w:t>CloudFront Distribution</w:t>
       </w:r>
       <w:r>
         <w:rPr>
           <w:rFonts w:ascii="Calibri" w:eastAsia="Calibri" w:hAnsi="Calibri" w:cs="Calibri"/>
+          <w:sz w:val="24"/>
         </w:rPr>
         <w:t xml:space="preserve"> </w:t>
       </w:r>
@@ -5065,13 +6196,20 @@
         </w:numPr>
         <w:spacing w:after="44"/>
         <w:ind w:hanging="360"/>
-      </w:pPr>
-      <w:r>
+        <w:rPr>
+          <w:sz w:val="24"/>
+        </w:rPr>
+      </w:pPr>
+      <w:r>
+        <w:rPr>
+          <w:sz w:val="24"/>
+        </w:rPr>
         <w:t>WAF Rule</w:t>
       </w:r>
       <w:r>
         <w:rPr>
           <w:rFonts w:ascii="Calibri" w:eastAsia="Calibri" w:hAnsi="Calibri" w:cs="Calibri"/>
+          <w:sz w:val="24"/>
         </w:rPr>
         <w:t xml:space="preserve"> </w:t>
       </w:r>
@@ -5083,13 +6221,20 @@
           <w:numId w:val="17"/>
         </w:numPr>
         <w:ind w:hanging="360"/>
-      </w:pPr>
-      <w:r>
+        <w:rPr>
+          <w:sz w:val="24"/>
+        </w:rPr>
+      </w:pPr>
+      <w:r>
+        <w:rPr>
+          <w:sz w:val="24"/>
+        </w:rPr>
         <w:t>KMS encryption key</w:t>
       </w:r>
       <w:r>
         <w:rPr>
           <w:rFonts w:ascii="Calibri" w:eastAsia="Calibri" w:hAnsi="Calibri" w:cs="Calibri"/>
+          <w:sz w:val="24"/>
         </w:rPr>
         <w:t xml:space="preserve"> </w:t>
       </w:r>
@@ -5102,14 +6247,20 @@
         </w:numPr>
         <w:spacing w:after="170"/>
         <w:ind w:hanging="360"/>
-      </w:pPr>
-      <w:r>
-        <w:lastRenderedPageBreak/>
+        <w:rPr>
+          <w:sz w:val="24"/>
+        </w:rPr>
+      </w:pPr>
+      <w:r>
+        <w:rPr>
+          <w:sz w:val="24"/>
+        </w:rPr>
         <w:t>S3 Bucket</w:t>
       </w:r>
       <w:r>
         <w:rPr>
           <w:rFonts w:ascii="Calibri" w:eastAsia="Calibri" w:hAnsi="Calibri" w:cs="Calibri"/>
+          <w:sz w:val="24"/>
         </w:rPr>
         <w:t xml:space="preserve"> </w:t>
       </w:r>
